--- a/DWH week 5/Opdrachtbeschrijving.docx
+++ b/DWH week 5/Opdrachtbeschrijving.docx
@@ -6,7 +6,6 @@
       <w:pPr>
         <w:pStyle w:val="NoSpacing"/>
         <w:rPr>
-          <w:rFonts w:ascii="Aptos (Display)" w:hAnsi="Aptos (Display)"/>
           <w:b/>
           <w:bCs/>
           <w:lang w:val="nl-NL"/>
@@ -14,7 +13,6 @@
       </w:pPr>
       <w:r>
         <w:rPr>
-          <w:rFonts w:ascii="Aptos (Display)" w:hAnsi="Aptos (Display)"/>
           <w:b/>
           <w:bCs/>
           <w:lang w:val="nl-NL"/>
@@ -23,7 +21,6 @@
       </w:r>
       <w:r>
         <w:rPr>
-          <w:rFonts w:ascii="Aptos (Display)" w:hAnsi="Aptos (Display)"/>
           <w:b/>
           <w:bCs/>
           <w:lang w:val="nl-NL"/>
@@ -32,7 +29,6 @@
       </w:r>
       <w:r>
         <w:rPr>
-          <w:rFonts w:ascii="Aptos (Display)" w:hAnsi="Aptos (Display)"/>
           <w:b/>
           <w:bCs/>
           <w:lang w:val="nl-NL"/>
@@ -41,7 +37,6 @@
       </w:r>
       <w:r>
         <w:rPr>
-          <w:rFonts w:ascii="Aptos (Display)" w:hAnsi="Aptos (Display)"/>
           <w:b/>
           <w:bCs/>
           <w:lang w:val="nl-NL"/>
@@ -50,23 +45,75 @@
       </w:r>
       <w:r>
         <w:rPr>
-          <w:rFonts w:ascii="Aptos (Display)" w:hAnsi="Aptos (Display)"/>
           <w:b/>
           <w:bCs/>
           <w:lang w:val="nl-NL"/>
         </w:rPr>
-        <w:t xml:space="preserve"> Design</w:t>
-      </w:r>
+        <w:t xml:space="preserve"> </w:t>
+      </w:r>
+      <w:proofErr w:type="spellStart"/>
+      <w:r>
+        <w:rPr>
+          <w:b/>
+          <w:bCs/>
+          <w:lang w:val="nl-NL"/>
+        </w:rPr>
+        <w:t>Implementation</w:t>
+      </w:r>
+      <w:proofErr w:type="spellEnd"/>
     </w:p>
     <w:p>
       <w:pPr>
         <w:pStyle w:val="NoSpacing"/>
         <w:rPr>
-          <w:rFonts w:ascii="Aptos (Display)" w:hAnsi="Aptos (Display)"/>
-          <w:u w:val="single"/>
-          <w:lang w:val="nl-NL"/>
-        </w:rPr>
-      </w:pPr>
+          <w:rFonts w:ascii="Aptos (Display)" w:hAnsi="Aptos (Display)" w:cs="Arial"/>
+          <w:lang w:val="nl-NL"/>
+        </w:rPr>
+      </w:pPr>
+    </w:p>
+    <w:p>
+      <w:pPr>
+        <w:pStyle w:val="NoSpacing"/>
+        <w:rPr>
+          <w:rFonts w:ascii="Aptos (Display)" w:hAnsi="Aptos (Display)" w:cs="Arial"/>
+          <w:lang w:val="nl-NL"/>
+        </w:rPr>
+      </w:pPr>
+      <w:r>
+        <w:rPr>
+          <w:rFonts w:ascii="Aptos (Display)" w:hAnsi="Aptos (Display)" w:cs="Arial"/>
+          <w:lang w:val="nl-NL"/>
+        </w:rPr>
+        <w:t xml:space="preserve">Bouw voort op </w:t>
+      </w:r>
+      <w:r>
+        <w:rPr>
+          <w:rFonts w:ascii="Aptos (Display)" w:hAnsi="Aptos (Display)" w:cs="Arial"/>
+          <w:lang w:val="nl-NL"/>
+        </w:rPr>
+        <w:t>j</w:t>
+      </w:r>
+      <w:r>
+        <w:rPr>
+          <w:rFonts w:ascii="Aptos (Display)" w:hAnsi="Aptos (Display)" w:cs="Arial"/>
+          <w:lang w:val="nl-NL"/>
+        </w:rPr>
+        <w:t xml:space="preserve">e uitwerking van het vorige </w:t>
+      </w:r>
+      <w:r>
+        <w:rPr>
+          <w:rFonts w:ascii="Aptos (Display)" w:hAnsi="Aptos (Display)" w:cs="Arial"/>
+          <w:lang w:val="nl-NL"/>
+        </w:rPr>
+        <w:t>werkcollege</w:t>
+      </w:r>
+      <w:r>
+        <w:rPr>
+          <w:rFonts w:ascii="Aptos (Display)" w:hAnsi="Aptos (Display)" w:cs="Arial"/>
+          <w:lang w:val="nl-NL"/>
+        </w:rPr>
+        <w:t>:</w:t>
+      </w:r>
     </w:p>
     <w:p>
       <w:pPr>
@@ -87,23 +134,25 @@
           <w:color w:val="000000" w:themeColor="text1"/>
           <w:lang w:val="nl-NL"/>
         </w:rPr>
-        <w:t>Herken de feiten (</w:t>
-      </w:r>
+        <w:t xml:space="preserve">Maak een nieuwe lege </w:t>
+      </w:r>
+      <w:proofErr w:type="spellStart"/>
       <w:r>
         <w:rPr>
           <w:rFonts w:ascii="Aptos (Display)" w:hAnsi="Aptos (Display)" w:cs="Arial"/>
           <w:color w:val="000000" w:themeColor="text1"/>
           <w:lang w:val="nl-NL"/>
         </w:rPr>
-        <w:t>3</w:t>
-      </w:r>
+        <w:t>SQLite</w:t>
+      </w:r>
+      <w:proofErr w:type="spellEnd"/>
       <w:r>
         <w:rPr>
           <w:rFonts w:ascii="Aptos (Display)" w:hAnsi="Aptos (Display)" w:cs="Arial"/>
           <w:color w:val="000000" w:themeColor="text1"/>
           <w:lang w:val="nl-NL"/>
         </w:rPr>
-        <w:t xml:space="preserve"> in totaal) en de omliggende dimensies in je eigen gemaakte </w:t>
+        <w:t>-database, dit wordt je uiteindelijke Data Warehouse</w:t>
       </w:r>
       <w:r>
         <w:rPr>
@@ -111,7 +160,7 @@
           <w:color w:val="000000" w:themeColor="text1"/>
           <w:lang w:val="nl-NL"/>
         </w:rPr>
-        <w:t>Source Data Model</w:t>
+        <w:t xml:space="preserve"> (DWH)</w:t>
       </w:r>
       <w:r>
         <w:rPr>
@@ -119,15 +168,7 @@
           <w:color w:val="000000" w:themeColor="text1"/>
           <w:lang w:val="nl-NL"/>
         </w:rPr>
-        <w:t xml:space="preserve"> van </w:t>
-      </w:r>
-      <w:r>
-        <w:rPr>
-          <w:rFonts w:ascii="Aptos (Display)" w:hAnsi="Aptos (Display)" w:cs="Arial"/>
-          <w:color w:val="000000" w:themeColor="text1"/>
-          <w:lang w:val="nl-NL"/>
-        </w:rPr>
-        <w:t>BikeToDrive (je eigen uitwerking van het vorige werkcollege).</w:t>
+        <w:t>.</w:t>
       </w:r>
     </w:p>
     <w:p>
@@ -159,7 +200,175 @@
           <w:color w:val="000000" w:themeColor="text1"/>
           <w:lang w:val="nl-NL"/>
         </w:rPr>
-        <w:t>Maak een Sterschema, waarin de feiten met de meetwaarden in het midden staan en correct verbonden zijn met de omliggende dimensies. Vergeet ook de verborgen dimensies niet. Zorg er ten slotte voor dat je er van elk van de volgende onderdelen minimaal 3 hebt:</w:t>
+        <w:t>Maak per tabel uit het Sterschema een tabel aan in het Data Warehouse, met behulp van het schrijven van CREATE TABLE-statements. Denk goed na over datatypen en houd ook de toewijzing van primaire- en vreemde sleutels in de gaten.</w:t>
+      </w:r>
+      <w:r>
+        <w:rPr>
+          <w:rFonts w:ascii="Aptos (Display)" w:hAnsi="Aptos (Display)" w:cs="Arial"/>
+          <w:color w:val="000000" w:themeColor="text1"/>
+          <w:lang w:val="nl-NL"/>
+        </w:rPr>
+        <w:t xml:space="preserve"> Deze verzameling CREATE TABLE-statements vormt uiteindelijk (wederom) een volledig Relationeel Implementatiemodel, </w:t>
+      </w:r>
+      <w:r>
+        <w:rPr>
+          <w:rFonts w:ascii="Aptos (Display)" w:eastAsia="Arial" w:hAnsi="Aptos (Display)" w:cs="Arial"/>
+          <w:b/>
+          <w:bCs/>
+          <w:lang w:val="nl-NL"/>
+        </w:rPr>
+        <w:t>b</w:t>
+      </w:r>
+      <w:r>
+        <w:rPr>
+          <w:rFonts w:ascii="Aptos (Display)" w:eastAsia="Arial" w:hAnsi="Aptos (Display)" w:cs="Arial"/>
+          <w:b/>
+          <w:bCs/>
+          <w:lang w:val="nl-NL"/>
+        </w:rPr>
+        <w:t>ewaar deze goed!!</w:t>
+      </w:r>
+    </w:p>
+    <w:p>
+      <w:pPr>
+        <w:pStyle w:val="NoSpacing"/>
+        <w:rPr>
+          <w:rFonts w:ascii="Aptos (Display)" w:hAnsi="Aptos (Display)" w:cs="Arial"/>
+          <w:color w:val="000000" w:themeColor="text1"/>
+          <w:lang w:val="nl-NL"/>
+        </w:rPr>
+      </w:pPr>
+    </w:p>
+    <w:p>
+      <w:pPr>
+        <w:pStyle w:val="NoSpacing"/>
+        <w:numPr>
+          <w:ilvl w:val="0"/>
+          <w:numId w:val="8"/>
+        </w:numPr>
+        <w:rPr>
+          <w:rFonts w:ascii="Aptos (Display)" w:hAnsi="Aptos (Display)" w:cs="Arial"/>
+          <w:color w:val="000000" w:themeColor="text1"/>
+          <w:lang w:val="nl-NL"/>
+        </w:rPr>
+      </w:pPr>
+      <w:r>
+        <w:rPr>
+          <w:rFonts w:ascii="Aptos (Display)" w:eastAsia="Arial" w:hAnsi="Aptos (Display)" w:cs="Arial"/>
+          <w:lang w:val="nl-NL"/>
+        </w:rPr>
+        <w:t xml:space="preserve">Implementeer het bovengenoemde Relationeel Implementatiemodel in de nieuwe lege </w:t>
+      </w:r>
+      <w:proofErr w:type="spellStart"/>
+      <w:r>
+        <w:rPr>
+          <w:rFonts w:ascii="Aptos (Display)" w:eastAsia="Arial" w:hAnsi="Aptos (Display)" w:cs="Arial"/>
+          <w:lang w:val="nl-NL"/>
+        </w:rPr>
+        <w:t>SQLite</w:t>
+      </w:r>
+      <w:proofErr w:type="spellEnd"/>
+      <w:r>
+        <w:rPr>
+          <w:rFonts w:ascii="Aptos (Display)" w:eastAsia="Arial" w:hAnsi="Aptos (Display)" w:cs="Arial"/>
+          <w:lang w:val="nl-NL"/>
+        </w:rPr>
+        <w:t>/database</w:t>
+      </w:r>
+      <w:r>
+        <w:rPr>
+          <w:rFonts w:ascii="Aptos (Display)" w:eastAsia="Arial" w:hAnsi="Aptos (Display)" w:cs="Arial"/>
+          <w:lang w:val="nl-NL"/>
+        </w:rPr>
+        <w:t>.</w:t>
+      </w:r>
+    </w:p>
+    <w:p>
+      <w:pPr>
+        <w:pStyle w:val="NoSpacing"/>
+        <w:rPr>
+          <w:rFonts w:ascii="Aptos (Display)" w:hAnsi="Aptos (Display)" w:cs="Arial"/>
+          <w:color w:val="000000" w:themeColor="text1"/>
+          <w:lang w:val="nl-NL"/>
+        </w:rPr>
+      </w:pPr>
+    </w:p>
+    <w:p>
+      <w:pPr>
+        <w:pStyle w:val="NoSpacing"/>
+        <w:numPr>
+          <w:ilvl w:val="0"/>
+          <w:numId w:val="8"/>
+        </w:numPr>
+        <w:rPr>
+          <w:lang w:val="nl-NL"/>
+        </w:rPr>
+      </w:pPr>
+      <w:r>
+        <w:rPr>
+          <w:rFonts w:ascii="Aptos (Display)" w:hAnsi="Aptos (Display)" w:cs="Arial"/>
+          <w:color w:val="000000" w:themeColor="text1"/>
+          <w:lang w:val="nl-NL"/>
+        </w:rPr>
+        <w:t xml:space="preserve">Implementeer </w:t>
+      </w:r>
+      <w:r>
+        <w:rPr>
+          <w:rFonts w:ascii="Aptos (Display)" w:hAnsi="Aptos (Display)" w:cs="Arial"/>
+          <w:color w:val="000000" w:themeColor="text1"/>
+          <w:lang w:val="nl-NL"/>
+        </w:rPr>
+        <w:t xml:space="preserve">in een </w:t>
+      </w:r>
+      <w:proofErr w:type="spellStart"/>
+      <w:r>
+        <w:rPr>
+          <w:rFonts w:ascii="Aptos (Display)" w:hAnsi="Aptos (Display)" w:cs="Arial"/>
+          <w:color w:val="000000" w:themeColor="text1"/>
+          <w:lang w:val="nl-NL"/>
+        </w:rPr>
+        <w:t>Jupyter</w:t>
+      </w:r>
+      <w:proofErr w:type="spellEnd"/>
+      <w:r>
+        <w:rPr>
+          <w:rFonts w:ascii="Aptos (Display)" w:hAnsi="Aptos (Display)" w:cs="Arial"/>
+          <w:color w:val="000000" w:themeColor="text1"/>
+          <w:lang w:val="nl-NL"/>
+        </w:rPr>
+        <w:t xml:space="preserve"> Notebook </w:t>
+      </w:r>
+      <w:r>
+        <w:rPr>
+          <w:rFonts w:ascii="Aptos (Display)" w:hAnsi="Aptos (Display)" w:cs="Arial"/>
+          <w:color w:val="000000" w:themeColor="text1"/>
+          <w:lang w:val="nl-NL"/>
+        </w:rPr>
+        <w:t>elk gemaakt ETL-schema in Python.</w:t>
+      </w:r>
+      <w:r>
+        <w:rPr>
+          <w:rFonts w:ascii="Aptos (Display)" w:hAnsi="Aptos (Display)" w:cs="Arial"/>
+          <w:color w:val="000000" w:themeColor="text1"/>
+          <w:lang w:val="nl-NL"/>
+        </w:rPr>
+        <w:t xml:space="preserve"> Beslis tijdig </w:t>
+      </w:r>
+      <w:r>
+        <w:rPr>
+          <w:rFonts w:ascii="Aptos (Display)" w:hAnsi="Aptos (Display)" w:cs="Arial"/>
+          <w:color w:val="000000" w:themeColor="text1"/>
+          <w:lang w:val="nl-NL"/>
+        </w:rPr>
+        <w:t xml:space="preserve">volgens welk van de vier inlaadstrategieën uit de hoorcolleges je </w:t>
+      </w:r>
+      <w:r>
+        <w:rPr>
+          <w:rFonts w:ascii="Aptos (Display)" w:hAnsi="Aptos (Display)" w:cs="Arial"/>
+          <w:color w:val="000000" w:themeColor="text1"/>
+          <w:lang w:val="nl-NL"/>
+        </w:rPr>
+        <w:t>dit doet.</w:t>
       </w:r>
     </w:p>
     <w:p>
@@ -170,18 +379,38 @@
           <w:numId w:val="8"/>
         </w:numPr>
         <w:rPr>
+          <w:lang w:val="nl-NL"/>
+        </w:rPr>
+      </w:pPr>
+      <w:r>
+        <w:rPr>
           <w:rFonts w:ascii="Aptos (Display)" w:hAnsi="Aptos (Display)" w:cs="Arial"/>
           <w:color w:val="000000" w:themeColor="text1"/>
           <w:lang w:val="nl-NL"/>
         </w:rPr>
-      </w:pPr>
-      <w:r>
-        <w:rPr>
-          <w:rFonts w:ascii="Aptos (Display)" w:hAnsi="Aptos (Display)" w:cs="Arial"/>
-          <w:color w:val="000000" w:themeColor="text1"/>
-          <w:lang w:val="nl-NL"/>
-        </w:rPr>
-        <w:t>Afgeleide dimensiewaarde.</w:t>
+        <w:t xml:space="preserve">Laat Python detecteren welke </w:t>
+      </w:r>
+      <w:r>
+        <w:rPr>
+          <w:rFonts w:ascii="Aptos (Display)" w:eastAsia="Arial" w:hAnsi="Aptos (Display)" w:cs="Arial"/>
+          <w:lang w:val="nl-NL"/>
+        </w:rPr>
+        <w:t xml:space="preserve">tabelrijen uit het Source Data Model (SDM) </w:t>
+      </w:r>
+      <w:r>
+        <w:rPr>
+          <w:rFonts w:ascii="Aptos (Display)" w:eastAsia="Arial" w:hAnsi="Aptos (Display)" w:cs="Arial"/>
+          <w:u w:val="single"/>
+          <w:lang w:val="nl-NL"/>
+        </w:rPr>
+        <w:t>nog niet</w:t>
+      </w:r>
+      <w:r>
+        <w:rPr>
+          <w:rFonts w:ascii="Aptos (Display)" w:eastAsia="Arial" w:hAnsi="Aptos (Display)" w:cs="Arial"/>
+          <w:lang w:val="nl-NL"/>
+        </w:rPr>
+        <w:t xml:space="preserve"> voorkomen in het Datawarehouse.</w:t>
       </w:r>
     </w:p>
     <w:p>
@@ -192,26 +421,213 @@
           <w:numId w:val="8"/>
         </w:numPr>
         <w:rPr>
-          <w:rFonts w:ascii="Aptos (Display)" w:hAnsi="Aptos (Display)" w:cs="Arial"/>
-          <w:color w:val="000000" w:themeColor="text1"/>
-          <w:lang w:val="nl-NL"/>
-        </w:rPr>
-      </w:pPr>
-      <w:r>
-        <w:rPr>
-          <w:rFonts w:ascii="Aptos (Display)" w:hAnsi="Aptos (Display)" w:cs="Arial"/>
-          <w:color w:val="000000" w:themeColor="text1"/>
-          <w:lang w:val="nl-NL"/>
-        </w:rPr>
-        <w:t>Afgeleide meetwaarde.</w:t>
+          <w:lang w:val="nl-NL"/>
+        </w:rPr>
+      </w:pPr>
+      <w:r>
+        <w:rPr>
+          <w:lang w:val="nl-NL"/>
+        </w:rPr>
+        <w:t xml:space="preserve">Kies 2 dimensietabellen uit het Datawarehouse, van hen maak je een </w:t>
+      </w:r>
+      <w:proofErr w:type="spellStart"/>
+      <w:r>
+        <w:rPr>
+          <w:lang w:val="nl-NL"/>
+        </w:rPr>
+        <w:t>Slowly</w:t>
+      </w:r>
+      <w:proofErr w:type="spellEnd"/>
+      <w:r>
+        <w:rPr>
+          <w:lang w:val="nl-NL"/>
+        </w:rPr>
+        <w:t xml:space="preserve"> </w:t>
+      </w:r>
+      <w:proofErr w:type="spellStart"/>
+      <w:r>
+        <w:rPr>
+          <w:lang w:val="nl-NL"/>
+        </w:rPr>
+        <w:t>Changing</w:t>
+      </w:r>
+      <w:proofErr w:type="spellEnd"/>
+      <w:r>
+        <w:rPr>
+          <w:lang w:val="nl-NL"/>
+        </w:rPr>
+        <w:t xml:space="preserve"> </w:t>
+      </w:r>
+      <w:proofErr w:type="spellStart"/>
+      <w:r>
+        <w:rPr>
+          <w:lang w:val="nl-NL"/>
+        </w:rPr>
+        <w:t>Dimension</w:t>
+      </w:r>
+      <w:proofErr w:type="spellEnd"/>
+      <w:r>
+        <w:rPr>
+          <w:lang w:val="nl-NL"/>
+        </w:rPr>
+        <w:t xml:space="preserve"> Type 2. Van de rest van de tabellen maak je een </w:t>
+      </w:r>
+      <w:proofErr w:type="spellStart"/>
+      <w:r>
+        <w:rPr>
+          <w:lang w:val="nl-NL"/>
+        </w:rPr>
+        <w:t>Slowly</w:t>
+      </w:r>
+      <w:proofErr w:type="spellEnd"/>
+      <w:r>
+        <w:rPr>
+          <w:lang w:val="nl-NL"/>
+        </w:rPr>
+        <w:t xml:space="preserve"> </w:t>
+      </w:r>
+      <w:proofErr w:type="spellStart"/>
+      <w:r>
+        <w:rPr>
+          <w:lang w:val="nl-NL"/>
+        </w:rPr>
+        <w:t>Changing</w:t>
+      </w:r>
+      <w:proofErr w:type="spellEnd"/>
+      <w:r>
+        <w:rPr>
+          <w:lang w:val="nl-NL"/>
+        </w:rPr>
+        <w:t xml:space="preserve"> </w:t>
+      </w:r>
+      <w:proofErr w:type="spellStart"/>
+      <w:r>
+        <w:rPr>
+          <w:lang w:val="nl-NL"/>
+        </w:rPr>
+        <w:t>Dimension</w:t>
+      </w:r>
+      <w:proofErr w:type="spellEnd"/>
+      <w:r>
+        <w:rPr>
+          <w:lang w:val="nl-NL"/>
+        </w:rPr>
+        <w:t xml:space="preserve"> Type 1.</w:t>
+      </w:r>
+      <w:r>
+        <w:rPr>
+          <w:lang w:val="nl-NL"/>
+        </w:rPr>
+        <w:t xml:space="preserve"> Programmeer in het </w:t>
+      </w:r>
+      <w:proofErr w:type="spellStart"/>
+      <w:r>
+        <w:rPr>
+          <w:lang w:val="nl-NL"/>
+        </w:rPr>
+        <w:t>Jupyter</w:t>
+      </w:r>
+      <w:proofErr w:type="spellEnd"/>
+      <w:r>
+        <w:rPr>
+          <w:lang w:val="nl-NL"/>
+        </w:rPr>
+        <w:t xml:space="preserve"> Notebook het juiste gedrag dat bij deze </w:t>
+      </w:r>
+      <w:proofErr w:type="spellStart"/>
+      <w:r>
+        <w:rPr>
+          <w:lang w:val="nl-NL"/>
+        </w:rPr>
+        <w:t>Slowly</w:t>
+      </w:r>
+      <w:proofErr w:type="spellEnd"/>
+      <w:r>
+        <w:rPr>
+          <w:lang w:val="nl-NL"/>
+        </w:rPr>
+        <w:t xml:space="preserve"> </w:t>
+      </w:r>
+      <w:proofErr w:type="spellStart"/>
+      <w:r>
+        <w:rPr>
+          <w:lang w:val="nl-NL"/>
+        </w:rPr>
+        <w:t>Changing</w:t>
+      </w:r>
+      <w:proofErr w:type="spellEnd"/>
+      <w:r>
+        <w:rPr>
+          <w:lang w:val="nl-NL"/>
+        </w:rPr>
+        <w:t xml:space="preserve"> </w:t>
+      </w:r>
+      <w:proofErr w:type="spellStart"/>
+      <w:r>
+        <w:rPr>
+          <w:lang w:val="nl-NL"/>
+        </w:rPr>
+        <w:t>Dimensions</w:t>
+      </w:r>
+      <w:proofErr w:type="spellEnd"/>
+      <w:r>
+        <w:rPr>
+          <w:lang w:val="nl-NL"/>
+        </w:rPr>
+        <w:t xml:space="preserve"> hoort. Gebruik de achterhaalde rijverschillen van de</w:t>
+      </w:r>
+      <w:r>
+        <w:rPr>
+          <w:lang w:val="nl-NL"/>
+        </w:rPr>
+        <w:t xml:space="preserve"> stap uit de</w:t>
+      </w:r>
+      <w:r>
+        <w:rPr>
+          <w:lang w:val="nl-NL"/>
+        </w:rPr>
+        <w:t xml:space="preserve"> vorige </w:t>
+      </w:r>
+      <w:proofErr w:type="spellStart"/>
+      <w:r>
+        <w:rPr>
+          <w:lang w:val="nl-NL"/>
+        </w:rPr>
+        <w:t>bullet</w:t>
+      </w:r>
+      <w:proofErr w:type="spellEnd"/>
+      <w:r>
+        <w:rPr>
+          <w:lang w:val="nl-NL"/>
+        </w:rPr>
+        <w:t>.</w:t>
       </w:r>
     </w:p>
     <w:p>
       <w:pPr>
         <w:pStyle w:val="NoSpacing"/>
-        <w:rPr>
-          <w:rFonts w:ascii="Aptos (Display)" w:hAnsi="Aptos (Display)" w:cs="Arial"/>
-          <w:color w:val="000000" w:themeColor="text1"/>
+        <w:ind w:left="720"/>
+        <w:rPr>
+          <w:b/>
+          <w:bCs/>
+          <w:lang w:val="nl-NL"/>
+        </w:rPr>
+      </w:pPr>
+      <w:r>
+        <w:rPr>
+          <w:b/>
+          <w:bCs/>
+          <w:lang w:val="nl-NL"/>
+        </w:rPr>
+        <w:t>Naar verwachting is dit een lastige en tijdrovende stap, begin hier dus tijdig mee!</w:t>
+      </w:r>
+    </w:p>
+    <w:p>
+      <w:pPr>
+        <w:pStyle w:val="NoSpacing"/>
+        <w:rPr>
+          <w:b/>
+          <w:bCs/>
           <w:lang w:val="nl-NL"/>
         </w:rPr>
       </w:pPr>
@@ -224,256 +640,616 @@
           <w:numId w:val="8"/>
         </w:numPr>
         <w:rPr>
-          <w:rFonts w:ascii="Aptos (Display)" w:hAnsi="Aptos (Display)" w:cs="Arial"/>
-          <w:color w:val="000000" w:themeColor="text1"/>
-          <w:lang w:val="nl-NL"/>
-        </w:rPr>
-      </w:pPr>
-      <w:r>
-        <w:rPr>
-          <w:rFonts w:ascii="Aptos (Display)" w:hAnsi="Aptos (Display)" w:cs="Arial"/>
-          <w:color w:val="000000" w:themeColor="text1"/>
-          <w:lang w:val="nl-NL"/>
-        </w:rPr>
-        <w:t>Maak per tabel uit het Sterschema een ETL-schema.</w:t>
+          <w:lang w:val="nl-NL"/>
+        </w:rPr>
+      </w:pPr>
+      <w:r>
+        <w:rPr>
+          <w:lang w:val="nl-NL"/>
+        </w:rPr>
+        <w:t xml:space="preserve">Test je </w:t>
+      </w:r>
+      <w:proofErr w:type="spellStart"/>
+      <w:r>
+        <w:rPr>
+          <w:lang w:val="nl-NL"/>
+        </w:rPr>
+        <w:t>Jupyter</w:t>
+      </w:r>
+      <w:proofErr w:type="spellEnd"/>
+      <w:r>
+        <w:rPr>
+          <w:lang w:val="nl-NL"/>
+        </w:rPr>
+        <w:t xml:space="preserve"> Notebook:</w:t>
       </w:r>
     </w:p>
     <w:p>
       <w:pPr>
-        <w:pStyle w:val="NoSpacing"/>
-        <w:rPr>
-          <w:rFonts w:ascii="Aptos (Display)" w:hAnsi="Aptos (Display)" w:cs="Arial"/>
-          <w:color w:val="000000" w:themeColor="text1"/>
-          <w:lang w:val="nl-NL"/>
-        </w:rPr>
-      </w:pPr>
+        <w:pStyle w:val="ListParagraph"/>
+        <w:numPr>
+          <w:ilvl w:val="1"/>
+          <w:numId w:val="8"/>
+        </w:numPr>
+        <w:spacing w:after="0" w:line="240" w:lineRule="exact"/>
+        <w:rPr>
+          <w:rFonts w:ascii="Aptos (Display)" w:eastAsia="Arial" w:hAnsi="Aptos (Display)" w:cs="Arial"/>
+          <w:lang w:val="nl-NL"/>
+        </w:rPr>
+      </w:pPr>
+      <w:r>
+        <w:rPr>
+          <w:rFonts w:ascii="Aptos (Display)" w:eastAsia="Arial" w:hAnsi="Aptos (Display)" w:cs="Arial"/>
+          <w:lang w:val="nl-NL"/>
+        </w:rPr>
+        <w:t xml:space="preserve">Pas </w:t>
+      </w:r>
+      <w:r>
+        <w:rPr>
+          <w:rFonts w:ascii="Aptos (Display)" w:eastAsia="Arial" w:hAnsi="Aptos (Display)" w:cs="Arial"/>
+          <w:lang w:val="nl-NL"/>
+        </w:rPr>
+        <w:t xml:space="preserve">in het SDM </w:t>
+      </w:r>
+      <w:r>
+        <w:rPr>
+          <w:rFonts w:ascii="Aptos (Display)" w:eastAsia="Arial" w:hAnsi="Aptos (Display)" w:cs="Arial"/>
+          <w:lang w:val="nl-NL"/>
+        </w:rPr>
+        <w:t xml:space="preserve">een rij aan van </w:t>
+      </w:r>
+      <w:proofErr w:type="spellStart"/>
+      <w:r>
+        <w:rPr>
+          <w:rFonts w:ascii="Aptos (Display)" w:eastAsia="Arial" w:hAnsi="Aptos (Display)" w:cs="Arial"/>
+          <w:lang w:val="nl-NL"/>
+        </w:rPr>
+        <w:t>Slowly</w:t>
+      </w:r>
+      <w:proofErr w:type="spellEnd"/>
+      <w:r>
+        <w:rPr>
+          <w:rFonts w:ascii="Aptos (Display)" w:eastAsia="Arial" w:hAnsi="Aptos (Display)" w:cs="Arial"/>
+          <w:lang w:val="nl-NL"/>
+        </w:rPr>
+        <w:t xml:space="preserve"> </w:t>
+      </w:r>
+      <w:proofErr w:type="spellStart"/>
+      <w:r>
+        <w:rPr>
+          <w:rFonts w:ascii="Aptos (Display)" w:eastAsia="Arial" w:hAnsi="Aptos (Display)" w:cs="Arial"/>
+          <w:lang w:val="nl-NL"/>
+        </w:rPr>
+        <w:t>Changing</w:t>
+      </w:r>
+      <w:proofErr w:type="spellEnd"/>
+      <w:r>
+        <w:rPr>
+          <w:rFonts w:ascii="Aptos (Display)" w:eastAsia="Arial" w:hAnsi="Aptos (Display)" w:cs="Arial"/>
+          <w:lang w:val="nl-NL"/>
+        </w:rPr>
+        <w:t xml:space="preserve"> </w:t>
+      </w:r>
+      <w:proofErr w:type="spellStart"/>
+      <w:r>
+        <w:rPr>
+          <w:rFonts w:ascii="Aptos (Display)" w:eastAsia="Arial" w:hAnsi="Aptos (Display)" w:cs="Arial"/>
+          <w:lang w:val="nl-NL"/>
+        </w:rPr>
+        <w:t>Dimension</w:t>
+      </w:r>
+      <w:proofErr w:type="spellEnd"/>
+      <w:r>
+        <w:rPr>
+          <w:rFonts w:ascii="Aptos (Display)" w:eastAsia="Arial" w:hAnsi="Aptos (Display)" w:cs="Arial"/>
+          <w:lang w:val="nl-NL"/>
+        </w:rPr>
+        <w:t xml:space="preserve"> type 1. Verwacht resultaat</w:t>
+      </w:r>
+      <w:r>
+        <w:rPr>
+          <w:rFonts w:ascii="Aptos (Display)" w:eastAsia="Arial" w:hAnsi="Aptos (Display)" w:cs="Arial"/>
+          <w:lang w:val="nl-NL"/>
+        </w:rPr>
+        <w:t xml:space="preserve"> in </w:t>
+      </w:r>
+      <w:r>
+        <w:rPr>
+          <w:rFonts w:ascii="Aptos (Display)" w:eastAsia="Arial" w:hAnsi="Aptos (Display)" w:cs="Arial"/>
+          <w:lang w:val="nl-NL"/>
+        </w:rPr>
+        <w:t xml:space="preserve">de dimensietabel van </w:t>
+      </w:r>
+      <w:r>
+        <w:rPr>
+          <w:rFonts w:ascii="Aptos (Display)" w:eastAsia="Arial" w:hAnsi="Aptos (Display)" w:cs="Arial"/>
+          <w:lang w:val="nl-NL"/>
+        </w:rPr>
+        <w:t>het DWH</w:t>
+      </w:r>
+      <w:r>
+        <w:rPr>
+          <w:rFonts w:ascii="Aptos (Display)" w:eastAsia="Arial" w:hAnsi="Aptos (Display)" w:cs="Arial"/>
+          <w:lang w:val="nl-NL"/>
+        </w:rPr>
+        <w:t>:</w:t>
+      </w:r>
     </w:p>
     <w:p>
       <w:pPr>
-        <w:pStyle w:val="NoSpacing"/>
-        <w:rPr>
-          <w:rFonts w:ascii="Aptos (Display)" w:hAnsi="Aptos (Display)" w:cs="Arial"/>
-          <w:color w:val="000000" w:themeColor="text1"/>
-          <w:lang w:val="nl-NL"/>
-        </w:rPr>
-      </w:pPr>
-      <w:r>
-        <w:rPr>
-          <w:rFonts w:ascii="Aptos (Display)" w:hAnsi="Aptos (Display)" w:cs="Arial"/>
-          <w:color w:val="000000" w:themeColor="text1"/>
-          <w:lang w:val="nl-NL"/>
-        </w:rPr>
-        <w:t>Algemene tips:</w:t>
+        <w:pStyle w:val="ListParagraph"/>
+        <w:numPr>
+          <w:ilvl w:val="2"/>
+          <w:numId w:val="8"/>
+        </w:numPr>
+        <w:spacing w:after="0" w:line="240" w:lineRule="exact"/>
+        <w:rPr>
+          <w:rFonts w:ascii="Aptos (Display)" w:eastAsia="Arial" w:hAnsi="Aptos (Display)" w:cs="Arial"/>
+          <w:lang w:val="nl-NL"/>
+        </w:rPr>
+      </w:pPr>
+      <w:r>
+        <w:rPr>
+          <w:rFonts w:ascii="Aptos (Display)" w:eastAsia="Arial" w:hAnsi="Aptos (Display)" w:cs="Arial"/>
+          <w:lang w:val="nl-NL"/>
+        </w:rPr>
+        <w:t>D</w:t>
+      </w:r>
+      <w:r>
+        <w:rPr>
+          <w:rFonts w:ascii="Aptos (Display)" w:eastAsia="Arial" w:hAnsi="Aptos (Display)" w:cs="Arial"/>
+          <w:lang w:val="nl-NL"/>
+        </w:rPr>
+        <w:t xml:space="preserve">e </w:t>
+      </w:r>
+      <w:r>
+        <w:rPr>
+          <w:rFonts w:ascii="Aptos (Display)" w:eastAsia="Arial" w:hAnsi="Aptos (Display)" w:cs="Arial"/>
+          <w:lang w:val="nl-NL"/>
+        </w:rPr>
+        <w:t xml:space="preserve">oude rij wordt door </w:t>
+      </w:r>
+      <w:r>
+        <w:rPr>
+          <w:rFonts w:ascii="Aptos (Display)" w:eastAsia="Arial" w:hAnsi="Aptos (Display)" w:cs="Arial"/>
+          <w:lang w:val="nl-NL"/>
+        </w:rPr>
+        <w:t xml:space="preserve">de </w:t>
+      </w:r>
+      <w:r>
+        <w:rPr>
+          <w:rFonts w:ascii="Aptos (Display)" w:eastAsia="Arial" w:hAnsi="Aptos (Display)" w:cs="Arial"/>
+          <w:lang w:val="nl-NL"/>
+        </w:rPr>
+        <w:t>nieuwe rij overschreven.</w:t>
       </w:r>
     </w:p>
     <w:p>
       <w:pPr>
-        <w:pStyle w:val="NoSpacing"/>
+        <w:spacing w:after="0" w:line="240" w:lineRule="exact"/>
+        <w:rPr>
+          <w:rFonts w:ascii="Aptos (Display)" w:eastAsia="Arial" w:hAnsi="Aptos (Display)" w:cs="Arial"/>
+          <w:lang w:val="nl-NL"/>
+        </w:rPr>
+      </w:pPr>
+    </w:p>
+    <w:p>
+      <w:pPr>
+        <w:pStyle w:val="ListParagraph"/>
+        <w:numPr>
+          <w:ilvl w:val="1"/>
+          <w:numId w:val="8"/>
+        </w:numPr>
+        <w:spacing w:after="0" w:line="240" w:lineRule="exact"/>
+        <w:rPr>
+          <w:rFonts w:ascii="Aptos (Display)" w:eastAsia="Arial" w:hAnsi="Aptos (Display)" w:cs="Arial"/>
+          <w:lang w:val="nl-NL"/>
+        </w:rPr>
+      </w:pPr>
+      <w:r>
+        <w:rPr>
+          <w:rFonts w:ascii="Aptos (Display)" w:eastAsia="Arial" w:hAnsi="Aptos (Display)" w:cs="Arial"/>
+          <w:lang w:val="nl-NL"/>
+        </w:rPr>
+        <w:t xml:space="preserve">Pas </w:t>
+      </w:r>
+      <w:r>
+        <w:rPr>
+          <w:rFonts w:ascii="Aptos (Display)" w:eastAsia="Arial" w:hAnsi="Aptos (Display)" w:cs="Arial"/>
+          <w:lang w:val="nl-NL"/>
+        </w:rPr>
+        <w:t xml:space="preserve">in het SDM </w:t>
+      </w:r>
+      <w:r>
+        <w:rPr>
+          <w:rFonts w:ascii="Aptos (Display)" w:eastAsia="Arial" w:hAnsi="Aptos (Display)" w:cs="Arial"/>
+          <w:lang w:val="nl-NL"/>
+        </w:rPr>
+        <w:t xml:space="preserve">een rij aan van </w:t>
+      </w:r>
+      <w:proofErr w:type="spellStart"/>
+      <w:r>
+        <w:rPr>
+          <w:rFonts w:ascii="Aptos (Display)" w:eastAsia="Arial" w:hAnsi="Aptos (Display)" w:cs="Arial"/>
+          <w:lang w:val="nl-NL"/>
+        </w:rPr>
+        <w:t>Slowly</w:t>
+      </w:r>
+      <w:proofErr w:type="spellEnd"/>
+      <w:r>
+        <w:rPr>
+          <w:rFonts w:ascii="Aptos (Display)" w:eastAsia="Arial" w:hAnsi="Aptos (Display)" w:cs="Arial"/>
+          <w:lang w:val="nl-NL"/>
+        </w:rPr>
+        <w:t xml:space="preserve"> </w:t>
+      </w:r>
+      <w:proofErr w:type="spellStart"/>
+      <w:r>
+        <w:rPr>
+          <w:rFonts w:ascii="Aptos (Display)" w:eastAsia="Arial" w:hAnsi="Aptos (Display)" w:cs="Arial"/>
+          <w:lang w:val="nl-NL"/>
+        </w:rPr>
+        <w:t>Changing</w:t>
+      </w:r>
+      <w:proofErr w:type="spellEnd"/>
+      <w:r>
+        <w:rPr>
+          <w:rFonts w:ascii="Aptos (Display)" w:eastAsia="Arial" w:hAnsi="Aptos (Display)" w:cs="Arial"/>
+          <w:lang w:val="nl-NL"/>
+        </w:rPr>
+        <w:t xml:space="preserve"> </w:t>
+      </w:r>
+      <w:proofErr w:type="spellStart"/>
+      <w:r>
+        <w:rPr>
+          <w:rFonts w:ascii="Aptos (Display)" w:eastAsia="Arial" w:hAnsi="Aptos (Display)" w:cs="Arial"/>
+          <w:lang w:val="nl-NL"/>
+        </w:rPr>
+        <w:t>Dimension</w:t>
+      </w:r>
+      <w:proofErr w:type="spellEnd"/>
+      <w:r>
+        <w:rPr>
+          <w:rFonts w:ascii="Aptos (Display)" w:eastAsia="Arial" w:hAnsi="Aptos (Display)" w:cs="Arial"/>
+          <w:lang w:val="nl-NL"/>
+        </w:rPr>
+        <w:t xml:space="preserve"> type 2. Verwachte resultaten</w:t>
+      </w:r>
+      <w:r>
+        <w:rPr>
+          <w:rFonts w:ascii="Aptos (Display)" w:eastAsia="Arial" w:hAnsi="Aptos (Display)" w:cs="Arial"/>
+          <w:lang w:val="nl-NL"/>
+        </w:rPr>
+        <w:t xml:space="preserve"> in </w:t>
+      </w:r>
+      <w:r>
+        <w:rPr>
+          <w:rFonts w:ascii="Aptos (Display)" w:eastAsia="Arial" w:hAnsi="Aptos (Display)" w:cs="Arial"/>
+          <w:lang w:val="nl-NL"/>
+        </w:rPr>
+        <w:t xml:space="preserve">de dimensietabel van </w:t>
+      </w:r>
+      <w:r>
+        <w:rPr>
+          <w:rFonts w:ascii="Aptos (Display)" w:eastAsia="Arial" w:hAnsi="Aptos (Display)" w:cs="Arial"/>
+          <w:lang w:val="nl-NL"/>
+        </w:rPr>
+        <w:t>het DWH</w:t>
+      </w:r>
+      <w:r>
+        <w:rPr>
+          <w:rFonts w:ascii="Aptos (Display)" w:eastAsia="Arial" w:hAnsi="Aptos (Display)" w:cs="Arial"/>
+          <w:lang w:val="nl-NL"/>
+        </w:rPr>
+        <w:t>:</w:t>
+      </w:r>
+    </w:p>
+    <w:p>
+      <w:pPr>
+        <w:pStyle w:val="ListParagraph"/>
+        <w:numPr>
+          <w:ilvl w:val="2"/>
+          <w:numId w:val="8"/>
+        </w:numPr>
+        <w:spacing w:after="0" w:line="240" w:lineRule="exact"/>
+        <w:rPr>
+          <w:rFonts w:ascii="Aptos (Display)" w:eastAsia="Arial" w:hAnsi="Aptos (Display)" w:cs="Arial"/>
+          <w:lang w:val="nl-NL"/>
+        </w:rPr>
+      </w:pPr>
+      <w:r>
+        <w:rPr>
+          <w:rFonts w:ascii="Aptos (Display)" w:eastAsia="Arial" w:hAnsi="Aptos (Display)" w:cs="Arial"/>
+          <w:lang w:val="nl-NL"/>
+        </w:rPr>
+        <w:t>Een extra rij met de nieuwe data en een aanduiding dat deze vanaf nu het meest actueel is.</w:t>
+      </w:r>
+    </w:p>
+    <w:p>
+      <w:pPr>
+        <w:pStyle w:val="ListParagraph"/>
+        <w:numPr>
+          <w:ilvl w:val="2"/>
+          <w:numId w:val="8"/>
+        </w:numPr>
+        <w:spacing w:after="0" w:line="240" w:lineRule="exact"/>
+        <w:rPr>
+          <w:rFonts w:ascii="Aptos (Display)" w:eastAsia="Arial" w:hAnsi="Aptos (Display)" w:cs="Arial"/>
+          <w:lang w:val="nl-NL"/>
+        </w:rPr>
+      </w:pPr>
+      <w:r>
+        <w:rPr>
+          <w:rFonts w:ascii="Aptos (Display)" w:eastAsia="Arial" w:hAnsi="Aptos (Display)" w:cs="Arial"/>
+          <w:lang w:val="nl-NL"/>
+        </w:rPr>
+        <w:t>Een gewijzigde originele rij, waaruit blijkt dat de data hierin niet meer actueel is. Let op: de originele rij moet wél blijven bestaan!</w:t>
+      </w:r>
+    </w:p>
+    <w:p>
+      <w:pPr>
+        <w:spacing w:after="0" w:line="240" w:lineRule="exact"/>
+        <w:rPr>
+          <w:rFonts w:ascii="Aptos (Display)" w:eastAsia="Arial" w:hAnsi="Aptos (Display)" w:cs="Arial"/>
+          <w:lang w:val="nl-NL"/>
+        </w:rPr>
+      </w:pPr>
+    </w:p>
+    <w:p>
+      <w:pPr>
+        <w:pStyle w:val="ListParagraph"/>
+        <w:numPr>
+          <w:ilvl w:val="1"/>
+          <w:numId w:val="8"/>
+        </w:numPr>
+        <w:spacing w:after="0" w:line="240" w:lineRule="exact"/>
+        <w:rPr>
+          <w:rFonts w:ascii="Aptos (Display)" w:eastAsia="Arial" w:hAnsi="Aptos (Display)" w:cs="Arial"/>
+          <w:lang w:val="nl-NL"/>
+        </w:rPr>
+      </w:pPr>
+      <w:r>
+        <w:rPr>
+          <w:rFonts w:ascii="Aptos (Display)" w:eastAsia="Arial" w:hAnsi="Aptos (Display)" w:cs="Arial"/>
+          <w:lang w:val="nl-NL"/>
+        </w:rPr>
+        <w:t xml:space="preserve">Maak </w:t>
+      </w:r>
+      <w:r>
+        <w:rPr>
+          <w:rFonts w:ascii="Aptos (Display)" w:eastAsia="Arial" w:hAnsi="Aptos (Display)" w:cs="Arial"/>
+          <w:lang w:val="nl-NL"/>
+        </w:rPr>
+        <w:t xml:space="preserve">in het SDM </w:t>
+      </w:r>
+      <w:r>
+        <w:rPr>
+          <w:rFonts w:ascii="Aptos (Display)" w:eastAsia="Arial" w:hAnsi="Aptos (Display)" w:cs="Arial"/>
+          <w:lang w:val="nl-NL"/>
+        </w:rPr>
+        <w:t xml:space="preserve">een nieuwe rij </w:t>
+      </w:r>
+      <w:r>
+        <w:rPr>
+          <w:rFonts w:ascii="Aptos (Display)" w:eastAsia="Arial" w:hAnsi="Aptos (Display)" w:cs="Arial"/>
+          <w:lang w:val="nl-NL"/>
+        </w:rPr>
+        <w:t xml:space="preserve">in een feittabel waarin </w:t>
+      </w:r>
+      <w:r>
+        <w:rPr>
+          <w:rFonts w:ascii="Aptos (Display)" w:eastAsia="Arial" w:hAnsi="Aptos (Display)" w:cs="Arial"/>
+          <w:lang w:val="nl-NL"/>
+        </w:rPr>
+        <w:t xml:space="preserve">wordt verwezen naar de </w:t>
+      </w:r>
+      <w:r>
+        <w:rPr>
+          <w:rFonts w:ascii="Aptos (Display)" w:eastAsia="Arial" w:hAnsi="Aptos (Display)" w:cs="Arial"/>
+          <w:lang w:val="nl-NL"/>
+        </w:rPr>
+        <w:t xml:space="preserve">primaire sleutel / </w:t>
+      </w:r>
+      <w:r>
+        <w:rPr>
+          <w:rFonts w:ascii="Aptos (Display)" w:eastAsia="Arial" w:hAnsi="Aptos (Display)" w:cs="Arial"/>
+          <w:lang w:val="nl-NL"/>
+        </w:rPr>
+        <w:t>“</w:t>
+      </w:r>
+      <w:r>
+        <w:rPr>
+          <w:rFonts w:ascii="Aptos (Display)" w:eastAsia="Arial" w:hAnsi="Aptos (Display)" w:cs="Arial"/>
+          <w:lang w:val="nl-NL"/>
+        </w:rPr>
+        <w:t xml:space="preserve">Business </w:t>
+      </w:r>
+      <w:proofErr w:type="spellStart"/>
+      <w:r>
+        <w:rPr>
+          <w:rFonts w:ascii="Aptos (Display)" w:eastAsia="Arial" w:hAnsi="Aptos (Display)" w:cs="Arial"/>
+          <w:lang w:val="nl-NL"/>
+        </w:rPr>
+        <w:t>Key</w:t>
+      </w:r>
+      <w:proofErr w:type="spellEnd"/>
+      <w:r>
+        <w:rPr>
+          <w:rFonts w:ascii="Aptos (Display)" w:eastAsia="Arial" w:hAnsi="Aptos (Display)" w:cs="Arial"/>
+          <w:lang w:val="nl-NL"/>
+        </w:rPr>
+        <w:t xml:space="preserve">” </w:t>
+      </w:r>
+      <w:r>
+        <w:rPr>
+          <w:rFonts w:ascii="Aptos (Display)" w:eastAsia="Arial" w:hAnsi="Aptos (Display)" w:cs="Arial"/>
+          <w:lang w:val="nl-NL"/>
+        </w:rPr>
+        <w:t xml:space="preserve">van </w:t>
+      </w:r>
+      <w:r>
+        <w:rPr>
+          <w:rFonts w:ascii="Aptos (Display)" w:eastAsia="Arial" w:hAnsi="Aptos (Display)" w:cs="Arial"/>
+          <w:lang w:val="nl-NL"/>
+        </w:rPr>
+        <w:t xml:space="preserve">de gewijzigde rij </w:t>
+      </w:r>
+      <w:r>
+        <w:rPr>
+          <w:rFonts w:ascii="Aptos (Display)" w:eastAsia="Arial" w:hAnsi="Aptos (Display)" w:cs="Arial"/>
+          <w:lang w:val="nl-NL"/>
+        </w:rPr>
+        <w:t xml:space="preserve">uit de vorige </w:t>
+      </w:r>
+      <w:proofErr w:type="spellStart"/>
+      <w:r>
+        <w:rPr>
+          <w:rFonts w:ascii="Aptos (Display)" w:eastAsia="Arial" w:hAnsi="Aptos (Display)" w:cs="Arial"/>
+          <w:lang w:val="nl-NL"/>
+        </w:rPr>
+        <w:t>bullet</w:t>
+      </w:r>
+      <w:proofErr w:type="spellEnd"/>
+      <w:r>
+        <w:rPr>
+          <w:rFonts w:ascii="Aptos (Display)" w:eastAsia="Arial" w:hAnsi="Aptos (Display)" w:cs="Arial"/>
+          <w:lang w:val="nl-NL"/>
+        </w:rPr>
+        <w:t>.</w:t>
+      </w:r>
+    </w:p>
+    <w:p>
+      <w:pPr>
+        <w:pStyle w:val="ListParagraph"/>
+        <w:spacing w:after="0" w:line="240" w:lineRule="exact"/>
+        <w:ind w:left="1440"/>
+        <w:rPr>
+          <w:rFonts w:ascii="Aptos (Display)" w:eastAsia="Arial" w:hAnsi="Aptos (Display)" w:cs="Arial"/>
+          <w:lang w:val="nl-NL"/>
+        </w:rPr>
+      </w:pPr>
+      <w:r>
+        <w:rPr>
+          <w:rFonts w:ascii="Aptos (Display)" w:eastAsia="Arial" w:hAnsi="Aptos (Display)" w:cs="Arial"/>
+          <w:lang w:val="nl-NL"/>
+        </w:rPr>
+        <w:t>Verwacht resultaat</w:t>
+      </w:r>
+      <w:r>
+        <w:rPr>
+          <w:rFonts w:ascii="Aptos (Display)" w:eastAsia="Arial" w:hAnsi="Aptos (Display)" w:cs="Arial"/>
+          <w:lang w:val="nl-NL"/>
+        </w:rPr>
+        <w:t xml:space="preserve"> in </w:t>
+      </w:r>
+      <w:r>
+        <w:rPr>
+          <w:rFonts w:ascii="Aptos (Display)" w:eastAsia="Arial" w:hAnsi="Aptos (Display)" w:cs="Arial"/>
+          <w:lang w:val="nl-NL"/>
+        </w:rPr>
+        <w:t xml:space="preserve">de feittabel van </w:t>
+      </w:r>
+      <w:r>
+        <w:rPr>
+          <w:rFonts w:ascii="Aptos (Display)" w:eastAsia="Arial" w:hAnsi="Aptos (Display)" w:cs="Arial"/>
+          <w:lang w:val="nl-NL"/>
+        </w:rPr>
+        <w:t>het DWH</w:t>
+      </w:r>
+      <w:r>
+        <w:rPr>
+          <w:rFonts w:ascii="Aptos (Display)" w:eastAsia="Arial" w:hAnsi="Aptos (Display)" w:cs="Arial"/>
+          <w:lang w:val="nl-NL"/>
+        </w:rPr>
+        <w:t>:</w:t>
+      </w:r>
+    </w:p>
+    <w:p>
+      <w:pPr>
+        <w:pStyle w:val="ListParagraph"/>
         <w:numPr>
           <w:ilvl w:val="0"/>
-          <w:numId w:val="9"/>
+          <w:numId w:val="10"/>
         </w:numPr>
-        <w:rPr>
-          <w:rFonts w:ascii="Aptos (Display)" w:hAnsi="Aptos (Display)" w:cs="Arial"/>
-          <w:color w:val="000000" w:themeColor="text1"/>
-          <w:lang w:val="nl-NL"/>
-        </w:rPr>
-      </w:pPr>
-      <w:r>
-        <w:rPr>
-          <w:rFonts w:ascii="Aptos (Display)" w:hAnsi="Aptos (Display)" w:cs="Arial"/>
-          <w:color w:val="000000" w:themeColor="text1"/>
-          <w:lang w:val="nl-NL"/>
-        </w:rPr>
-        <w:t xml:space="preserve">Voor het samen kunnen tekenen van een Sterschema en bijbehorende ETL-schema’s is “Visual Paradigm”, die je in week 2 al hebt gebruikt, prima geschikt. Als alternatief kan je overwegen om een account aan te maken op </w:t>
-      </w:r>
-      <w:hyperlink r:id="rId8" w:history="1">
-        <w:r>
-          <w:rPr>
-            <w:rStyle w:val="Hyperlink"/>
-            <w:rFonts w:ascii="Aptos (Display)" w:hAnsi="Aptos (Display)" w:cs="Arial"/>
-            <w:lang w:val="nl-NL"/>
-          </w:rPr>
-          <w:t>Miro</w:t>
-        </w:r>
-      </w:hyperlink>
-      <w:r>
-        <w:rPr>
-          <w:rFonts w:ascii="Aptos (Display)" w:hAnsi="Aptos (Display)" w:cs="Arial"/>
-          <w:color w:val="000000" w:themeColor="text1"/>
-          <w:lang w:val="nl-NL"/>
-        </w:rPr>
-        <w:t>, om de twee modellen op een gezamenlijk digitaal bord te kunnen tekenen.</w:t>
-      </w:r>
-    </w:p>
-    <w:p>
-      <w:pPr>
-        <w:pStyle w:val="NoSpacing"/>
-        <w:numPr>
-          <w:ilvl w:val="0"/>
-          <w:numId w:val="9"/>
-        </w:numPr>
-        <w:rPr>
-          <w:rFonts w:ascii="Aptos (Display)" w:hAnsi="Aptos (Display)" w:cs="Arial"/>
-          <w:color w:val="000000" w:themeColor="text1"/>
-          <w:lang w:val="nl-NL"/>
-        </w:rPr>
-      </w:pPr>
-      <w:r>
-        <w:rPr>
-          <w:rFonts w:ascii="Aptos (Display)" w:hAnsi="Aptos (Display)" w:cs="Arial"/>
-          <w:color w:val="000000" w:themeColor="text1"/>
-          <w:lang w:val="nl-NL"/>
-        </w:rPr>
-        <w:t xml:space="preserve">Houd goed in de gaten dat </w:t>
-      </w:r>
-      <w:r>
-        <w:rPr>
-          <w:rFonts w:ascii="Aptos (Display)" w:hAnsi="Aptos (Display)" w:cs="Arial"/>
-          <w:color w:val="000000" w:themeColor="text1"/>
-          <w:lang w:val="nl-NL"/>
-        </w:rPr>
-        <w:t>éé</w:t>
-      </w:r>
-      <w:r>
-        <w:rPr>
-          <w:rFonts w:ascii="Aptos (Display)" w:hAnsi="Aptos (Display)" w:cs="Arial"/>
-          <w:color w:val="000000" w:themeColor="text1"/>
-          <w:lang w:val="nl-NL"/>
-        </w:rPr>
-        <w:t>n</w:t>
-      </w:r>
-      <w:r>
-        <w:rPr>
-          <w:rFonts w:ascii="Aptos (Display)" w:hAnsi="Aptos (Display)" w:cs="Arial"/>
-          <w:color w:val="000000" w:themeColor="text1"/>
-          <w:lang w:val="nl-NL"/>
-        </w:rPr>
-        <w:t xml:space="preserve"> feit/</w:t>
-      </w:r>
-      <w:r>
-        <w:rPr>
-          <w:rFonts w:ascii="Aptos (Display)" w:hAnsi="Aptos (Display)" w:cs="Arial"/>
-          <w:color w:val="000000" w:themeColor="text1"/>
-          <w:lang w:val="nl-NL"/>
-        </w:rPr>
-        <w:t>dimensie verspreid kan zijn over meerdere brontabellen, dus zorg ervoor dat je de juiste brontabellen samenvoegt en vervolgens als één dimensie identificeert.</w:t>
-      </w:r>
-    </w:p>
-    <w:p>
-      <w:pPr>
-        <w:pStyle w:val="NoSpacing"/>
-        <w:numPr>
-          <w:ilvl w:val="0"/>
-          <w:numId w:val="9"/>
-        </w:numPr>
-        <w:rPr>
-          <w:rFonts w:ascii="Aptos (Display)" w:hAnsi="Aptos (Display)" w:cs="Arial"/>
-          <w:color w:val="000000" w:themeColor="text1"/>
-          <w:lang w:val="nl-NL"/>
-        </w:rPr>
-      </w:pPr>
-      <w:r>
-        <w:rPr>
-          <w:rFonts w:ascii="Aptos (Display)" w:hAnsi="Aptos (Display)" w:cs="Arial"/>
-          <w:color w:val="000000" w:themeColor="text1"/>
-          <w:lang w:val="nl-NL"/>
-        </w:rPr>
-        <w:t>Je hoeft niet alle attributen uit de brontabel(len) over te nemen in je Sterschema, je mag dus keuzes maken in welke attributen je wel en niet opneemt.</w:t>
-      </w:r>
-      <w:r>
-        <w:rPr>
-          <w:rFonts w:ascii="Aptos (Display)" w:hAnsi="Aptos (Display)" w:cs="Arial"/>
-          <w:color w:val="000000" w:themeColor="text1"/>
+        <w:spacing w:after="0" w:line="240" w:lineRule="exact"/>
+        <w:rPr>
+          <w:rFonts w:ascii="Aptos (Display)" w:eastAsia="Arial" w:hAnsi="Aptos (Display)" w:cs="Arial"/>
+          <w:lang w:val="nl-NL"/>
+        </w:rPr>
+      </w:pPr>
+      <w:r>
+        <w:rPr>
+          <w:rFonts w:ascii="Aptos (Display)" w:eastAsia="Arial" w:hAnsi="Aptos (Display)" w:cs="Arial"/>
+          <w:lang w:val="nl-NL"/>
+        </w:rPr>
+        <w:t>D</w:t>
+      </w:r>
+      <w:r>
+        <w:rPr>
+          <w:rFonts w:ascii="Aptos (Display)" w:eastAsia="Arial" w:hAnsi="Aptos (Display)" w:cs="Arial"/>
+          <w:lang w:val="nl-NL"/>
+        </w:rPr>
+        <w:t xml:space="preserve">eze nieuwe rij krijgt als vreemde sleutel de nieuwste </w:t>
+      </w:r>
+      <w:r>
+        <w:rPr>
+          <w:rFonts w:ascii="Aptos (Display)" w:eastAsia="Arial" w:hAnsi="Aptos (Display)" w:cs="Arial"/>
+          <w:lang w:val="nl-NL"/>
+        </w:rPr>
+        <w:t xml:space="preserve">/ meest actuele </w:t>
+      </w:r>
+      <w:r>
+        <w:rPr>
+          <w:rFonts w:ascii="Aptos (Display)" w:eastAsia="Arial" w:hAnsi="Aptos (Display)" w:cs="Arial"/>
+          <w:lang w:val="nl-NL"/>
+        </w:rPr>
+        <w:t xml:space="preserve">waarde van de </w:t>
+      </w:r>
+      <w:r>
+        <w:rPr>
+          <w:rFonts w:ascii="Aptos (Display)" w:eastAsia="Arial" w:hAnsi="Aptos (Display)" w:cs="Arial"/>
+          <w:lang w:val="nl-NL"/>
+        </w:rPr>
+        <w:t>“</w:t>
+      </w:r>
+      <w:proofErr w:type="spellStart"/>
+      <w:r>
+        <w:rPr>
+          <w:rFonts w:ascii="Aptos (Display)" w:eastAsia="Arial" w:hAnsi="Aptos (Display)" w:cs="Arial"/>
+          <w:lang w:val="nl-NL"/>
+        </w:rPr>
+        <w:t>Surrogate</w:t>
+      </w:r>
+      <w:proofErr w:type="spellEnd"/>
+      <w:r>
+        <w:rPr>
+          <w:rFonts w:ascii="Aptos (Display)" w:eastAsia="Arial" w:hAnsi="Aptos (Display)" w:cs="Arial"/>
           <w:lang w:val="nl-NL"/>
         </w:rPr>
         <w:t xml:space="preserve"> </w:t>
       </w:r>
-      <w:r>
-        <w:rPr>
-          <w:rFonts w:ascii="Aptos (Display)" w:hAnsi="Aptos (Display)" w:cs="Arial"/>
-          <w:color w:val="000000" w:themeColor="text1"/>
-          <w:lang w:val="nl-NL"/>
-        </w:rPr>
-        <w:t xml:space="preserve">Als je dit doet: houd deze keuzes schriftelijk bij (bijvoorbeeld in een logboek, o.i.d.). </w:t>
-      </w:r>
-      <w:r>
-        <w:rPr>
-          <w:rFonts w:ascii="Aptos (Display)" w:hAnsi="Aptos (Display)" w:cs="Arial"/>
-          <w:color w:val="000000" w:themeColor="text1"/>
-          <w:lang w:val="nl-NL"/>
-        </w:rPr>
-        <w:t xml:space="preserve">Bij het beoordelingsmoment moet je </w:t>
-      </w:r>
-      <w:r>
-        <w:rPr>
-          <w:rFonts w:ascii="Aptos (Display)" w:hAnsi="Aptos (Display)" w:cs="Arial"/>
-          <w:color w:val="000000" w:themeColor="text1"/>
-          <w:lang w:val="nl-NL"/>
-        </w:rPr>
-        <w:t xml:space="preserve">namelijk </w:t>
-      </w:r>
-      <w:r>
-        <w:rPr>
-          <w:rFonts w:ascii="Aptos (Display)" w:hAnsi="Aptos (Display)" w:cs="Arial"/>
-          <w:color w:val="000000" w:themeColor="text1"/>
-          <w:lang w:val="nl-NL"/>
-        </w:rPr>
-        <w:t>kunnen toelichten waarom j</w:t>
-      </w:r>
-      <w:r>
-        <w:rPr>
-          <w:rFonts w:ascii="Aptos (Display)" w:hAnsi="Aptos (Display)" w:cs="Arial"/>
-          <w:color w:val="000000" w:themeColor="text1"/>
-          <w:lang w:val="nl-NL"/>
-        </w:rPr>
-        <w:t>ij en je duopartner</w:t>
-      </w:r>
-      <w:r>
-        <w:rPr>
-          <w:rFonts w:ascii="Aptos (Display)" w:hAnsi="Aptos (Display)" w:cs="Arial"/>
-          <w:color w:val="000000" w:themeColor="text1"/>
-          <w:lang w:val="nl-NL"/>
-        </w:rPr>
-        <w:t xml:space="preserve"> bepaalde attributen achterwege hebben gelaten (“waarom droegen ze volgens ju</w:t>
-      </w:r>
-      <w:r>
-        <w:rPr>
-          <w:rFonts w:ascii="Aptos (Display)" w:hAnsi="Aptos (Display)" w:cs="Arial"/>
-          <w:color w:val="000000" w:themeColor="text1"/>
-          <w:lang w:val="nl-NL"/>
-        </w:rPr>
-        <w:t>llie</w:t>
-      </w:r>
-      <w:r>
-        <w:rPr>
-          <w:rFonts w:ascii="Aptos (Display)" w:hAnsi="Aptos (Display)" w:cs="Arial"/>
-          <w:color w:val="000000" w:themeColor="text1"/>
-          <w:lang w:val="nl-NL"/>
-        </w:rPr>
-        <w:t xml:space="preserve"> niks bij aan de uiteindelijke rapportages?”).</w:t>
-      </w:r>
-    </w:p>
-    <w:p>
-      <w:pPr>
-        <w:pStyle w:val="NoSpacing"/>
-        <w:numPr>
-          <w:ilvl w:val="0"/>
-          <w:numId w:val="9"/>
-        </w:numPr>
-        <w:rPr>
-          <w:rFonts w:ascii="Aptos (Display)" w:hAnsi="Aptos (Display)" w:cs="Arial"/>
-          <w:color w:val="000000" w:themeColor="text1"/>
-          <w:lang w:val="nl-NL"/>
-        </w:rPr>
-      </w:pPr>
-      <w:r>
-        <w:rPr>
-          <w:rFonts w:ascii="Aptos (Display)" w:hAnsi="Aptos (Display)" w:cs="Arial"/>
-          <w:color w:val="000000" w:themeColor="text1"/>
-          <w:lang w:val="nl-NL"/>
-        </w:rPr>
-        <w:t>Bij het afhandelen van de zgn. “conformed dimensies”, dimensies waaraan meerdere feiten verbonden zijn, mag je voor de “snowflakemethode” of de “extra-attribuut-in-feit-methode” kiezen (zie HC3). Je moet bij beoordelingsmomenten wel kunnen toelichten wat jouw keuze betekent voor de snelheid en complexiteit van je datawarehouse.</w:t>
+      <w:proofErr w:type="spellStart"/>
+      <w:r>
+        <w:rPr>
+          <w:rFonts w:ascii="Aptos (Display)" w:eastAsia="Arial" w:hAnsi="Aptos (Display)" w:cs="Arial"/>
+          <w:lang w:val="nl-NL"/>
+        </w:rPr>
+        <w:t>Key</w:t>
+      </w:r>
+      <w:proofErr w:type="spellEnd"/>
+      <w:r>
+        <w:rPr>
+          <w:rFonts w:ascii="Aptos (Display)" w:eastAsia="Arial" w:hAnsi="Aptos (Display)" w:cs="Arial"/>
+          <w:lang w:val="nl-NL"/>
+        </w:rPr>
+        <w:t>”</w:t>
+      </w:r>
+      <w:r>
+        <w:rPr>
+          <w:rFonts w:ascii="Aptos (Display)" w:eastAsia="Arial" w:hAnsi="Aptos (Display)" w:cs="Arial"/>
+          <w:lang w:val="nl-NL"/>
+        </w:rPr>
+        <w:t>.</w:t>
       </w:r>
     </w:p>
     <w:sectPr>
@@ -578,6 +1354,119 @@
     </w:lvl>
   </w:abstractNum>
   <w:abstractNum w:abstractNumId="1" w15:restartNumberingAfterBreak="0">
+    <w:nsid w:val="2D583E6E"/>
+    <w:multiLevelType w:val="hybridMultilevel"/>
+    <w:tmpl w:val="A67A16BE"/>
+    <w:lvl w:ilvl="0" w:tplc="04090001">
+      <w:start w:val="1"/>
+      <w:numFmt w:val="bullet"/>
+      <w:lvlText w:val=""/>
+      <w:lvlJc w:val="left"/>
+      <w:pPr>
+        <w:ind w:left="2160" w:hanging="360"/>
+      </w:pPr>
+      <w:rPr>
+        <w:rFonts w:ascii="Symbol" w:hAnsi="Symbol" w:hint="default"/>
+      </w:rPr>
+    </w:lvl>
+    <w:lvl w:ilvl="1" w:tplc="04090003" w:tentative="1">
+      <w:start w:val="1"/>
+      <w:numFmt w:val="bullet"/>
+      <w:lvlText w:val="o"/>
+      <w:lvlJc w:val="left"/>
+      <w:pPr>
+        <w:ind w:left="2880" w:hanging="360"/>
+      </w:pPr>
+      <w:rPr>
+        <w:rFonts w:ascii="Courier New" w:hAnsi="Courier New" w:cs="Courier New" w:hint="default"/>
+      </w:rPr>
+    </w:lvl>
+    <w:lvl w:ilvl="2" w:tplc="04090005" w:tentative="1">
+      <w:start w:val="1"/>
+      <w:numFmt w:val="bullet"/>
+      <w:lvlText w:val=""/>
+      <w:lvlJc w:val="left"/>
+      <w:pPr>
+        <w:ind w:left="3600" w:hanging="360"/>
+      </w:pPr>
+      <w:rPr>
+        <w:rFonts w:ascii="Wingdings" w:hAnsi="Wingdings" w:hint="default"/>
+      </w:rPr>
+    </w:lvl>
+    <w:lvl w:ilvl="3" w:tplc="04090001" w:tentative="1">
+      <w:start w:val="1"/>
+      <w:numFmt w:val="bullet"/>
+      <w:lvlText w:val=""/>
+      <w:lvlJc w:val="left"/>
+      <w:pPr>
+        <w:ind w:left="4320" w:hanging="360"/>
+      </w:pPr>
+      <w:rPr>
+        <w:rFonts w:ascii="Symbol" w:hAnsi="Symbol" w:hint="default"/>
+      </w:rPr>
+    </w:lvl>
+    <w:lvl w:ilvl="4" w:tplc="04090003" w:tentative="1">
+      <w:start w:val="1"/>
+      <w:numFmt w:val="bullet"/>
+      <w:lvlText w:val="o"/>
+      <w:lvlJc w:val="left"/>
+      <w:pPr>
+        <w:ind w:left="5040" w:hanging="360"/>
+      </w:pPr>
+      <w:rPr>
+        <w:rFonts w:ascii="Courier New" w:hAnsi="Courier New" w:cs="Courier New" w:hint="default"/>
+      </w:rPr>
+    </w:lvl>
+    <w:lvl w:ilvl="5" w:tplc="04090005" w:tentative="1">
+      <w:start w:val="1"/>
+      <w:numFmt w:val="bullet"/>
+      <w:lvlText w:val=""/>
+      <w:lvlJc w:val="left"/>
+      <w:pPr>
+        <w:ind w:left="5760" w:hanging="360"/>
+      </w:pPr>
+      <w:rPr>
+        <w:rFonts w:ascii="Wingdings" w:hAnsi="Wingdings" w:hint="default"/>
+      </w:rPr>
+    </w:lvl>
+    <w:lvl w:ilvl="6" w:tplc="04090001" w:tentative="1">
+      <w:start w:val="1"/>
+      <w:numFmt w:val="bullet"/>
+      <w:lvlText w:val=""/>
+      <w:lvlJc w:val="left"/>
+      <w:pPr>
+        <w:ind w:left="6480" w:hanging="360"/>
+      </w:pPr>
+      <w:rPr>
+        <w:rFonts w:ascii="Symbol" w:hAnsi="Symbol" w:hint="default"/>
+      </w:rPr>
+    </w:lvl>
+    <w:lvl w:ilvl="7" w:tplc="04090003" w:tentative="1">
+      <w:start w:val="1"/>
+      <w:numFmt w:val="bullet"/>
+      <w:lvlText w:val="o"/>
+      <w:lvlJc w:val="left"/>
+      <w:pPr>
+        <w:ind w:left="7200" w:hanging="360"/>
+      </w:pPr>
+      <w:rPr>
+        <w:rFonts w:ascii="Courier New" w:hAnsi="Courier New" w:cs="Courier New" w:hint="default"/>
+      </w:rPr>
+    </w:lvl>
+    <w:lvl w:ilvl="8" w:tplc="04090005" w:tentative="1">
+      <w:start w:val="1"/>
+      <w:numFmt w:val="bullet"/>
+      <w:lvlText w:val=""/>
+      <w:lvlJc w:val="left"/>
+      <w:pPr>
+        <w:ind w:left="7920" w:hanging="360"/>
+      </w:pPr>
+      <w:rPr>
+        <w:rFonts w:ascii="Wingdings" w:hAnsi="Wingdings" w:hint="default"/>
+      </w:rPr>
+    </w:lvl>
+  </w:abstractNum>
+  <w:abstractNum w:abstractNumId="2" w15:restartNumberingAfterBreak="0">
     <w:nsid w:val="2F994D79"/>
     <w:multiLevelType w:val="hybridMultilevel"/>
     <w:tmpl w:val="44F24386"/>
@@ -664,119 +1553,6 @@
       <w:pPr>
         <w:ind w:left="6480" w:hanging="180"/>
       </w:pPr>
-    </w:lvl>
-  </w:abstractNum>
-  <w:abstractNum w:abstractNumId="2" w15:restartNumberingAfterBreak="0">
-    <w:nsid w:val="3999694E"/>
-    <w:multiLevelType w:val="hybridMultilevel"/>
-    <w:tmpl w:val="329864B4"/>
-    <w:lvl w:ilvl="0" w:tplc="DB328F92">
-      <w:start w:val="1"/>
-      <w:numFmt w:val="decimal"/>
-      <w:lvlText w:val="%1."/>
-      <w:lvlJc w:val="left"/>
-      <w:pPr>
-        <w:ind w:left="720" w:hanging="360"/>
-      </w:pPr>
-      <w:rPr>
-        <w:rFonts w:ascii="Arial" w:eastAsiaTheme="minorHAnsi" w:hAnsi="Arial" w:cs="Arial"/>
-      </w:rPr>
-    </w:lvl>
-    <w:lvl w:ilvl="1" w:tplc="04130003">
-      <w:start w:val="1"/>
-      <w:numFmt w:val="bullet"/>
-      <w:lvlText w:val="o"/>
-      <w:lvlJc w:val="left"/>
-      <w:pPr>
-        <w:ind w:left="1440" w:hanging="360"/>
-      </w:pPr>
-      <w:rPr>
-        <w:rFonts w:ascii="Courier New" w:hAnsi="Courier New" w:cs="Courier New" w:hint="default"/>
-      </w:rPr>
-    </w:lvl>
-    <w:lvl w:ilvl="2" w:tplc="04130005" w:tentative="1">
-      <w:start w:val="1"/>
-      <w:numFmt w:val="bullet"/>
-      <w:lvlText w:val=""/>
-      <w:lvlJc w:val="left"/>
-      <w:pPr>
-        <w:ind w:left="2160" w:hanging="360"/>
-      </w:pPr>
-      <w:rPr>
-        <w:rFonts w:ascii="Wingdings" w:hAnsi="Wingdings" w:hint="default"/>
-      </w:rPr>
-    </w:lvl>
-    <w:lvl w:ilvl="3" w:tplc="04130001" w:tentative="1">
-      <w:start w:val="1"/>
-      <w:numFmt w:val="bullet"/>
-      <w:lvlText w:val=""/>
-      <w:lvlJc w:val="left"/>
-      <w:pPr>
-        <w:ind w:left="2880" w:hanging="360"/>
-      </w:pPr>
-      <w:rPr>
-        <w:rFonts w:ascii="Symbol" w:hAnsi="Symbol" w:hint="default"/>
-      </w:rPr>
-    </w:lvl>
-    <w:lvl w:ilvl="4" w:tplc="04130003" w:tentative="1">
-      <w:start w:val="1"/>
-      <w:numFmt w:val="bullet"/>
-      <w:lvlText w:val="o"/>
-      <w:lvlJc w:val="left"/>
-      <w:pPr>
-        <w:ind w:left="3600" w:hanging="360"/>
-      </w:pPr>
-      <w:rPr>
-        <w:rFonts w:ascii="Courier New" w:hAnsi="Courier New" w:cs="Courier New" w:hint="default"/>
-      </w:rPr>
-    </w:lvl>
-    <w:lvl w:ilvl="5" w:tplc="04130005" w:tentative="1">
-      <w:start w:val="1"/>
-      <w:numFmt w:val="bullet"/>
-      <w:lvlText w:val=""/>
-      <w:lvlJc w:val="left"/>
-      <w:pPr>
-        <w:ind w:left="4320" w:hanging="360"/>
-      </w:pPr>
-      <w:rPr>
-        <w:rFonts w:ascii="Wingdings" w:hAnsi="Wingdings" w:hint="default"/>
-      </w:rPr>
-    </w:lvl>
-    <w:lvl w:ilvl="6" w:tplc="04130001" w:tentative="1">
-      <w:start w:val="1"/>
-      <w:numFmt w:val="bullet"/>
-      <w:lvlText w:val=""/>
-      <w:lvlJc w:val="left"/>
-      <w:pPr>
-        <w:ind w:left="5040" w:hanging="360"/>
-      </w:pPr>
-      <w:rPr>
-        <w:rFonts w:ascii="Symbol" w:hAnsi="Symbol" w:hint="default"/>
-      </w:rPr>
-    </w:lvl>
-    <w:lvl w:ilvl="7" w:tplc="04130003" w:tentative="1">
-      <w:start w:val="1"/>
-      <w:numFmt w:val="bullet"/>
-      <w:lvlText w:val="o"/>
-      <w:lvlJc w:val="left"/>
-      <w:pPr>
-        <w:ind w:left="5760" w:hanging="360"/>
-      </w:pPr>
-      <w:rPr>
-        <w:rFonts w:ascii="Courier New" w:hAnsi="Courier New" w:cs="Courier New" w:hint="default"/>
-      </w:rPr>
-    </w:lvl>
-    <w:lvl w:ilvl="8" w:tplc="04130005" w:tentative="1">
-      <w:start w:val="1"/>
-      <w:numFmt w:val="bullet"/>
-      <w:lvlText w:val=""/>
-      <w:lvlJc w:val="left"/>
-      <w:pPr>
-        <w:ind w:left="6480" w:hanging="360"/>
-      </w:pPr>
-      <w:rPr>
-        <w:rFonts w:ascii="Wingdings" w:hAnsi="Wingdings" w:hint="default"/>
-      </w:rPr>
     </w:lvl>
   </w:abstractNum>
   <w:abstractNum w:abstractNumId="3" w15:restartNumberingAfterBreak="0">
@@ -869,119 +1645,6 @@
     </w:lvl>
   </w:abstractNum>
   <w:abstractNum w:abstractNumId="4" w15:restartNumberingAfterBreak="0">
-    <w:nsid w:val="440E0043"/>
-    <w:multiLevelType w:val="hybridMultilevel"/>
-    <w:tmpl w:val="6602C932"/>
-    <w:lvl w:ilvl="0" w:tplc="64BAD094">
-      <w:start w:val="1"/>
-      <w:numFmt w:val="bullet"/>
-      <w:lvlText w:val="-"/>
-      <w:lvlJc w:val="left"/>
-      <w:pPr>
-        <w:ind w:left="720" w:hanging="360"/>
-      </w:pPr>
-      <w:rPr>
-        <w:rFonts w:ascii="Arial" w:eastAsiaTheme="minorHAnsi" w:hAnsi="Arial" w:cs="Arial" w:hint="default"/>
-      </w:rPr>
-    </w:lvl>
-    <w:lvl w:ilvl="1" w:tplc="04090003" w:tentative="1">
-      <w:start w:val="1"/>
-      <w:numFmt w:val="bullet"/>
-      <w:lvlText w:val="o"/>
-      <w:lvlJc w:val="left"/>
-      <w:pPr>
-        <w:ind w:left="1440" w:hanging="360"/>
-      </w:pPr>
-      <w:rPr>
-        <w:rFonts w:ascii="Courier New" w:hAnsi="Courier New" w:cs="Courier New" w:hint="default"/>
-      </w:rPr>
-    </w:lvl>
-    <w:lvl w:ilvl="2" w:tplc="04090005" w:tentative="1">
-      <w:start w:val="1"/>
-      <w:numFmt w:val="bullet"/>
-      <w:lvlText w:val=""/>
-      <w:lvlJc w:val="left"/>
-      <w:pPr>
-        <w:ind w:left="2160" w:hanging="360"/>
-      </w:pPr>
-      <w:rPr>
-        <w:rFonts w:ascii="Wingdings" w:hAnsi="Wingdings" w:hint="default"/>
-      </w:rPr>
-    </w:lvl>
-    <w:lvl w:ilvl="3" w:tplc="04090001" w:tentative="1">
-      <w:start w:val="1"/>
-      <w:numFmt w:val="bullet"/>
-      <w:lvlText w:val=""/>
-      <w:lvlJc w:val="left"/>
-      <w:pPr>
-        <w:ind w:left="2880" w:hanging="360"/>
-      </w:pPr>
-      <w:rPr>
-        <w:rFonts w:ascii="Symbol" w:hAnsi="Symbol" w:hint="default"/>
-      </w:rPr>
-    </w:lvl>
-    <w:lvl w:ilvl="4" w:tplc="04090003" w:tentative="1">
-      <w:start w:val="1"/>
-      <w:numFmt w:val="bullet"/>
-      <w:lvlText w:val="o"/>
-      <w:lvlJc w:val="left"/>
-      <w:pPr>
-        <w:ind w:left="3600" w:hanging="360"/>
-      </w:pPr>
-      <w:rPr>
-        <w:rFonts w:ascii="Courier New" w:hAnsi="Courier New" w:cs="Courier New" w:hint="default"/>
-      </w:rPr>
-    </w:lvl>
-    <w:lvl w:ilvl="5" w:tplc="04090005" w:tentative="1">
-      <w:start w:val="1"/>
-      <w:numFmt w:val="bullet"/>
-      <w:lvlText w:val=""/>
-      <w:lvlJc w:val="left"/>
-      <w:pPr>
-        <w:ind w:left="4320" w:hanging="360"/>
-      </w:pPr>
-      <w:rPr>
-        <w:rFonts w:ascii="Wingdings" w:hAnsi="Wingdings" w:hint="default"/>
-      </w:rPr>
-    </w:lvl>
-    <w:lvl w:ilvl="6" w:tplc="04090001" w:tentative="1">
-      <w:start w:val="1"/>
-      <w:numFmt w:val="bullet"/>
-      <w:lvlText w:val=""/>
-      <w:lvlJc w:val="left"/>
-      <w:pPr>
-        <w:ind w:left="5040" w:hanging="360"/>
-      </w:pPr>
-      <w:rPr>
-        <w:rFonts w:ascii="Symbol" w:hAnsi="Symbol" w:hint="default"/>
-      </w:rPr>
-    </w:lvl>
-    <w:lvl w:ilvl="7" w:tplc="04090003" w:tentative="1">
-      <w:start w:val="1"/>
-      <w:numFmt w:val="bullet"/>
-      <w:lvlText w:val="o"/>
-      <w:lvlJc w:val="left"/>
-      <w:pPr>
-        <w:ind w:left="5760" w:hanging="360"/>
-      </w:pPr>
-      <w:rPr>
-        <w:rFonts w:ascii="Courier New" w:hAnsi="Courier New" w:cs="Courier New" w:hint="default"/>
-      </w:rPr>
-    </w:lvl>
-    <w:lvl w:ilvl="8" w:tplc="04090005" w:tentative="1">
-      <w:start w:val="1"/>
-      <w:numFmt w:val="bullet"/>
-      <w:lvlText w:val=""/>
-      <w:lvlJc w:val="left"/>
-      <w:pPr>
-        <w:ind w:left="6480" w:hanging="360"/>
-      </w:pPr>
-      <w:rPr>
-        <w:rFonts w:ascii="Wingdings" w:hAnsi="Wingdings" w:hint="default"/>
-      </w:rPr>
-    </w:lvl>
-  </w:abstractNum>
-  <w:abstractNum w:abstractNumId="5" w15:restartNumberingAfterBreak="0">
     <w:nsid w:val="5AC918B8"/>
     <w:multiLevelType w:val="hybridMultilevel"/>
     <w:tmpl w:val="C56C5404"/>
@@ -1007,6 +1670,95 @@
       </w:pPr>
     </w:lvl>
     <w:lvl w:ilvl="2" w:tplc="0409001B" w:tentative="1">
+      <w:start w:val="1"/>
+      <w:numFmt w:val="lowerRoman"/>
+      <w:lvlText w:val="%3."/>
+      <w:lvlJc w:val="right"/>
+      <w:pPr>
+        <w:ind w:left="2160" w:hanging="180"/>
+      </w:pPr>
+    </w:lvl>
+    <w:lvl w:ilvl="3" w:tplc="0409000F" w:tentative="1">
+      <w:start w:val="1"/>
+      <w:numFmt w:val="decimal"/>
+      <w:lvlText w:val="%4."/>
+      <w:lvlJc w:val="left"/>
+      <w:pPr>
+        <w:ind w:left="2880" w:hanging="360"/>
+      </w:pPr>
+    </w:lvl>
+    <w:lvl w:ilvl="4" w:tplc="04090019" w:tentative="1">
+      <w:start w:val="1"/>
+      <w:numFmt w:val="lowerLetter"/>
+      <w:lvlText w:val="%5."/>
+      <w:lvlJc w:val="left"/>
+      <w:pPr>
+        <w:ind w:left="3600" w:hanging="360"/>
+      </w:pPr>
+    </w:lvl>
+    <w:lvl w:ilvl="5" w:tplc="0409001B" w:tentative="1">
+      <w:start w:val="1"/>
+      <w:numFmt w:val="lowerRoman"/>
+      <w:lvlText w:val="%6."/>
+      <w:lvlJc w:val="right"/>
+      <w:pPr>
+        <w:ind w:left="4320" w:hanging="180"/>
+      </w:pPr>
+    </w:lvl>
+    <w:lvl w:ilvl="6" w:tplc="0409000F" w:tentative="1">
+      <w:start w:val="1"/>
+      <w:numFmt w:val="decimal"/>
+      <w:lvlText w:val="%7."/>
+      <w:lvlJc w:val="left"/>
+      <w:pPr>
+        <w:ind w:left="5040" w:hanging="360"/>
+      </w:pPr>
+    </w:lvl>
+    <w:lvl w:ilvl="7" w:tplc="04090019" w:tentative="1">
+      <w:start w:val="1"/>
+      <w:numFmt w:val="lowerLetter"/>
+      <w:lvlText w:val="%8."/>
+      <w:lvlJc w:val="left"/>
+      <w:pPr>
+        <w:ind w:left="5760" w:hanging="360"/>
+      </w:pPr>
+    </w:lvl>
+    <w:lvl w:ilvl="8" w:tplc="0409001B" w:tentative="1">
+      <w:start w:val="1"/>
+      <w:numFmt w:val="lowerRoman"/>
+      <w:lvlText w:val="%9."/>
+      <w:lvlJc w:val="right"/>
+      <w:pPr>
+        <w:ind w:left="6480" w:hanging="180"/>
+      </w:pPr>
+    </w:lvl>
+  </w:abstractNum>
+  <w:abstractNum w:abstractNumId="5" w15:restartNumberingAfterBreak="0">
+    <w:nsid w:val="5DEB51C1"/>
+    <w:multiLevelType w:val="hybridMultilevel"/>
+    <w:tmpl w:val="F6A83500"/>
+    <w:lvl w:ilvl="0" w:tplc="0409000F">
+      <w:start w:val="1"/>
+      <w:numFmt w:val="decimal"/>
+      <w:lvlText w:val="%1."/>
+      <w:lvlJc w:val="left"/>
+      <w:pPr>
+        <w:ind w:left="720" w:hanging="360"/>
+      </w:pPr>
+      <w:rPr>
+        <w:rFonts w:hint="default"/>
+      </w:rPr>
+    </w:lvl>
+    <w:lvl w:ilvl="1" w:tplc="04090019">
+      <w:start w:val="1"/>
+      <w:numFmt w:val="lowerLetter"/>
+      <w:lvlText w:val="%2."/>
+      <w:lvlJc w:val="left"/>
+      <w:pPr>
+        <w:ind w:left="1440" w:hanging="360"/>
+      </w:pPr>
+    </w:lvl>
+    <w:lvl w:ilvl="2" w:tplc="0409001B">
       <w:start w:val="1"/>
       <w:numFmt w:val="lowerRoman"/>
       <w:lvlText w:val="%3."/>
@@ -1249,6 +2001,142 @@
     </w:lvl>
   </w:abstractNum>
   <w:abstractNum w:abstractNumId="8" w15:restartNumberingAfterBreak="0">
+    <w:nsid w:val="733C1466"/>
+    <w:multiLevelType w:val="hybridMultilevel"/>
+    <w:tmpl w:val="3454FC04"/>
+    <w:lvl w:ilvl="0" w:tplc="6E48399A">
+      <w:start w:val="1"/>
+      <w:numFmt w:val="decimal"/>
+      <w:lvlText w:val="%1."/>
+      <w:lvlJc w:val="left"/>
+      <w:pPr>
+        <w:tabs>
+          <w:tab w:val="num" w:pos="720"/>
+        </w:tabs>
+        <w:ind w:left="720" w:hanging="360"/>
+      </w:pPr>
+      <w:rPr>
+        <w:rFonts w:ascii="Arial" w:eastAsiaTheme="minorHAnsi" w:hAnsi="Arial" w:cs="Arial"/>
+      </w:rPr>
+    </w:lvl>
+    <w:lvl w:ilvl="1" w:tplc="2D0A47C8">
+      <w:start w:val="1"/>
+      <w:numFmt w:val="bullet"/>
+      <w:lvlText w:val="•"/>
+      <w:lvlJc w:val="left"/>
+      <w:pPr>
+        <w:tabs>
+          <w:tab w:val="num" w:pos="1440"/>
+        </w:tabs>
+        <w:ind w:left="1440" w:hanging="360"/>
+      </w:pPr>
+      <w:rPr>
+        <w:rFonts w:ascii="Arial" w:hAnsi="Arial" w:hint="default"/>
+      </w:rPr>
+    </w:lvl>
+    <w:lvl w:ilvl="2" w:tplc="20107550">
+      <w:start w:val="1"/>
+      <w:numFmt w:val="bullet"/>
+      <w:lvlText w:val="•"/>
+      <w:lvlJc w:val="left"/>
+      <w:pPr>
+        <w:tabs>
+          <w:tab w:val="num" w:pos="2160"/>
+        </w:tabs>
+        <w:ind w:left="2160" w:hanging="360"/>
+      </w:pPr>
+      <w:rPr>
+        <w:rFonts w:ascii="Arial" w:hAnsi="Arial" w:hint="default"/>
+      </w:rPr>
+    </w:lvl>
+    <w:lvl w:ilvl="3" w:tplc="F16A1B6E">
+      <w:numFmt w:val="bullet"/>
+      <w:lvlText w:val="-"/>
+      <w:lvlJc w:val="left"/>
+      <w:pPr>
+        <w:ind w:left="2880" w:hanging="360"/>
+      </w:pPr>
+      <w:rPr>
+        <w:rFonts w:ascii="Aptos (Display)" w:eastAsia="Arial" w:hAnsi="Aptos (Display)" w:cs="Arial" w:hint="default"/>
+      </w:rPr>
+    </w:lvl>
+    <w:lvl w:ilvl="4" w:tplc="41BE7A9C" w:tentative="1">
+      <w:start w:val="1"/>
+      <w:numFmt w:val="bullet"/>
+      <w:lvlText w:val="•"/>
+      <w:lvlJc w:val="left"/>
+      <w:pPr>
+        <w:tabs>
+          <w:tab w:val="num" w:pos="3600"/>
+        </w:tabs>
+        <w:ind w:left="3600" w:hanging="360"/>
+      </w:pPr>
+      <w:rPr>
+        <w:rFonts w:ascii="Arial" w:hAnsi="Arial" w:hint="default"/>
+      </w:rPr>
+    </w:lvl>
+    <w:lvl w:ilvl="5" w:tplc="377296C0" w:tentative="1">
+      <w:start w:val="1"/>
+      <w:numFmt w:val="bullet"/>
+      <w:lvlText w:val="•"/>
+      <w:lvlJc w:val="left"/>
+      <w:pPr>
+        <w:tabs>
+          <w:tab w:val="num" w:pos="4320"/>
+        </w:tabs>
+        <w:ind w:left="4320" w:hanging="360"/>
+      </w:pPr>
+      <w:rPr>
+        <w:rFonts w:ascii="Arial" w:hAnsi="Arial" w:hint="default"/>
+      </w:rPr>
+    </w:lvl>
+    <w:lvl w:ilvl="6" w:tplc="C94043E0" w:tentative="1">
+      <w:start w:val="1"/>
+      <w:numFmt w:val="bullet"/>
+      <w:lvlText w:val="•"/>
+      <w:lvlJc w:val="left"/>
+      <w:pPr>
+        <w:tabs>
+          <w:tab w:val="num" w:pos="5040"/>
+        </w:tabs>
+        <w:ind w:left="5040" w:hanging="360"/>
+      </w:pPr>
+      <w:rPr>
+        <w:rFonts w:ascii="Arial" w:hAnsi="Arial" w:hint="default"/>
+      </w:rPr>
+    </w:lvl>
+    <w:lvl w:ilvl="7" w:tplc="4644070A" w:tentative="1">
+      <w:start w:val="1"/>
+      <w:numFmt w:val="bullet"/>
+      <w:lvlText w:val="•"/>
+      <w:lvlJc w:val="left"/>
+      <w:pPr>
+        <w:tabs>
+          <w:tab w:val="num" w:pos="5760"/>
+        </w:tabs>
+        <w:ind w:left="5760" w:hanging="360"/>
+      </w:pPr>
+      <w:rPr>
+        <w:rFonts w:ascii="Arial" w:hAnsi="Arial" w:hint="default"/>
+      </w:rPr>
+    </w:lvl>
+    <w:lvl w:ilvl="8" w:tplc="6638E192" w:tentative="1">
+      <w:start w:val="1"/>
+      <w:numFmt w:val="bullet"/>
+      <w:lvlText w:val="•"/>
+      <w:lvlJc w:val="left"/>
+      <w:pPr>
+        <w:tabs>
+          <w:tab w:val="num" w:pos="6480"/>
+        </w:tabs>
+        <w:ind w:left="6480" w:hanging="360"/>
+      </w:pPr>
+      <w:rPr>
+        <w:rFonts w:ascii="Arial" w:hAnsi="Arial" w:hint="default"/>
+      </w:rPr>
+    </w:lvl>
+  </w:abstractNum>
+  <w:abstractNum w:abstractNumId="9" w15:restartNumberingAfterBreak="0">
     <w:nsid w:val="75336814"/>
     <w:multiLevelType w:val="hybridMultilevel"/>
     <w:tmpl w:val="EE28F50E"/>
@@ -1338,16 +2226,16 @@
     </w:lvl>
   </w:abstractNum>
   <w:num w:numId="1" w16cid:durableId="2056194994">
-    <w:abstractNumId w:val="5"/>
+    <w:abstractNumId w:val="4"/>
   </w:num>
   <w:num w:numId="2" w16cid:durableId="1971127376">
     <w:abstractNumId w:val="6"/>
   </w:num>
   <w:num w:numId="3" w16cid:durableId="1362315478">
-    <w:abstractNumId w:val="8"/>
+    <w:abstractNumId w:val="9"/>
   </w:num>
   <w:num w:numId="4" w16cid:durableId="2025474593">
-    <w:abstractNumId w:val="1"/>
+    <w:abstractNumId w:val="2"/>
   </w:num>
   <w:num w:numId="5" w16cid:durableId="486022793">
     <w:abstractNumId w:val="7"/>
@@ -1358,11 +2246,14 @@
   <w:num w:numId="7" w16cid:durableId="526606668">
     <w:abstractNumId w:val="0"/>
   </w:num>
-  <w:num w:numId="8" w16cid:durableId="939414913">
-    <w:abstractNumId w:val="2"/>
+  <w:num w:numId="8" w16cid:durableId="437916433">
+    <w:abstractNumId w:val="8"/>
   </w:num>
-  <w:num w:numId="9" w16cid:durableId="2043051404">
-    <w:abstractNumId w:val="4"/>
+  <w:num w:numId="9" w16cid:durableId="853156472">
+    <w:abstractNumId w:val="5"/>
+  </w:num>
+  <w:num w:numId="10" w16cid:durableId="1482841548">
+    <w:abstractNumId w:val="1"/>
   </w:num>
 </w:numbering>
 </file>
@@ -2615,17 +3506,6 @@
 </file>
 
 <file path=customXml/item1.xml><?xml version="1.0" encoding="utf-8"?>
-<p:properties xmlns:p="http://schemas.microsoft.com/office/2006/metadata/properties" xmlns:xsi="http://www.w3.org/2001/XMLSchema-instance" xmlns:pc="http://schemas.microsoft.com/office/infopath/2007/PartnerControls">
-  <documentManagement>
-    <lcf76f155ced4ddcb4097134ff3c332f xmlns="32f5a426-4411-422f-b9c8-9b9c919dd02d">
-      <Terms xmlns="http://schemas.microsoft.com/office/infopath/2007/PartnerControls"/>
-    </lcf76f155ced4ddcb4097134ff3c332f>
-    <TaxCatchAll xmlns="d11bdb94-d558-4ffe-a4b0-092cbde21480" xsi:nil="true"/>
-  </documentManagement>
-</p:properties>
-</file>
-
-<file path=customXml/item2.xml><?xml version="1.0" encoding="utf-8"?>
 <?mso-contentType ?>
 <FormTemplates xmlns="http://schemas.microsoft.com/sharepoint/v3/contenttype/forms">
   <Display>DocumentLibraryForm</Display>
@@ -2634,9 +3514,9 @@
 </FormTemplates>
 </file>
 
-<file path=customXml/item3.xml><?xml version="1.0" encoding="utf-8"?>
-<ct:contentTypeSchema xmlns:ct="http://schemas.microsoft.com/office/2006/metadata/contentType" xmlns:ma="http://schemas.microsoft.com/office/2006/metadata/properties/metaAttributes" ct:_="" ma:_="" ma:contentTypeName="Document" ma:contentTypeID="0x0101007769D13FFC5C7A4C8E8F8F4D202D83D0" ma:contentTypeVersion="16" ma:contentTypeDescription="Een nieuw document maken." ma:contentTypeScope="" ma:versionID="e13b5d729b6bcd4718daae7a3893a0f8">
-  <xsd:schema xmlns:xsd="http://www.w3.org/2001/XMLSchema" xmlns:xs="http://www.w3.org/2001/XMLSchema" xmlns:p="http://schemas.microsoft.com/office/2006/metadata/properties" xmlns:ns2="32f5a426-4411-422f-b9c8-9b9c919dd02d" xmlns:ns3="597a471e-0b75-4fc5-bc4a-75c43d0a6ad2" xmlns:ns4="d11bdb94-d558-4ffe-a4b0-092cbde21480" targetNamespace="http://schemas.microsoft.com/office/2006/metadata/properties" ma:root="true" ma:fieldsID="3d9c2fe8035031c717a13de3c3ffa84a" ns2:_="" ns3:_="" ns4:_="">
+<file path=customXml/item2.xml><?xml version="1.0" encoding="utf-8"?>
+<ct:contentTypeSchema xmlns:ct="http://schemas.microsoft.com/office/2006/metadata/contentType" xmlns:ma="http://schemas.microsoft.com/office/2006/metadata/properties/metaAttributes" ct:_="" ma:_="" ma:contentTypeName="Document" ma:contentTypeID="0x0101007769D13FFC5C7A4C8E8F8F4D202D83D0" ma:contentTypeVersion="16" ma:contentTypeDescription="Een nieuw document maken." ma:contentTypeScope="" ma:versionID="b2ec890ea17184f49c4a58d4bd1095a2">
+  <xsd:schema xmlns:xsd="http://www.w3.org/2001/XMLSchema" xmlns:xs="http://www.w3.org/2001/XMLSchema" xmlns:p="http://schemas.microsoft.com/office/2006/metadata/properties" xmlns:ns2="32f5a426-4411-422f-b9c8-9b9c919dd02d" xmlns:ns3="597a471e-0b75-4fc5-bc4a-75c43d0a6ad2" xmlns:ns4="d11bdb94-d558-4ffe-a4b0-092cbde21480" targetNamespace="http://schemas.microsoft.com/office/2006/metadata/properties" ma:root="true" ma:fieldsID="f90993f1e063ba2c6886d3a92126f3a0" ns2:_="" ns3:_="" ns4:_="">
     <xsd:import namespace="32f5a426-4411-422f-b9c8-9b9c919dd02d"/>
     <xsd:import namespace="597a471e-0b75-4fc5-bc4a-75c43d0a6ad2"/>
     <xsd:import namespace="d11bdb94-d558-4ffe-a4b0-092cbde21480"/>
@@ -2882,18 +3762,18 @@
 </ct:contentTypeSchema>
 </file>
 
-<file path=customXml/itemProps1.xml><?xml version="1.0" encoding="utf-8"?>
-<ds:datastoreItem xmlns:ds="http://schemas.openxmlformats.org/officeDocument/2006/customXml" ds:itemID="{94C80E0D-6695-4274-A9BC-D68F33C94F41}">
-  <ds:schemaRefs>
-    <ds:schemaRef ds:uri="http://schemas.microsoft.com/office/2006/metadata/properties"/>
-    <ds:schemaRef ds:uri="http://schemas.microsoft.com/office/infopath/2007/PartnerControls"/>
-    <ds:schemaRef ds:uri="32f5a426-4411-422f-b9c8-9b9c919dd02d"/>
-    <ds:schemaRef ds:uri="d11bdb94-d558-4ffe-a4b0-092cbde21480"/>
-  </ds:schemaRefs>
-</ds:datastoreItem>
+<file path=customXml/item3.xml><?xml version="1.0" encoding="utf-8"?>
+<p:properties xmlns:p="http://schemas.microsoft.com/office/2006/metadata/properties" xmlns:xsi="http://www.w3.org/2001/XMLSchema-instance" xmlns:pc="http://schemas.microsoft.com/office/infopath/2007/PartnerControls">
+  <documentManagement>
+    <lcf76f155ced4ddcb4097134ff3c332f xmlns="32f5a426-4411-422f-b9c8-9b9c919dd02d">
+      <Terms xmlns="http://schemas.microsoft.com/office/infopath/2007/PartnerControls"/>
+    </lcf76f155ced4ddcb4097134ff3c332f>
+    <TaxCatchAll xmlns="d11bdb94-d558-4ffe-a4b0-092cbde21480" xsi:nil="true"/>
+  </documentManagement>
+</p:properties>
 </file>
 
-<file path=customXml/itemProps2.xml><?xml version="1.0" encoding="utf-8"?>
+<file path=customXml/itemProps1.xml><?xml version="1.0" encoding="utf-8"?>
 <ds:datastoreItem xmlns:ds="http://schemas.openxmlformats.org/officeDocument/2006/customXml" ds:itemID="{6DA23583-7E21-4072-9181-2A6C82A96BEF}">
   <ds:schemaRefs>
     <ds:schemaRef ds:uri="http://schemas.microsoft.com/sharepoint/v3/contenttype/forms"/>
@@ -2901,8 +3781,8 @@
 </ds:datastoreItem>
 </file>
 
-<file path=customXml/itemProps3.xml><?xml version="1.0" encoding="utf-8"?>
-<ds:datastoreItem xmlns:ds="http://schemas.openxmlformats.org/officeDocument/2006/customXml" ds:itemID="{AD040030-D6E4-4EAB-A44D-03BFC225493D}">
+<file path=customXml/itemProps2.xml><?xml version="1.0" encoding="utf-8"?>
+<ds:datastoreItem xmlns:ds="http://schemas.openxmlformats.org/officeDocument/2006/customXml" ds:itemID="{FDD0C18C-8357-45AB-8C25-D17E04B9D359}">
   <ds:schemaRefs>
     <ds:schemaRef ds:uri="http://schemas.microsoft.com/office/2006/metadata/contentType"/>
     <ds:schemaRef ds:uri="http://schemas.microsoft.com/office/2006/metadata/properties/metaAttributes"/>
@@ -2919,4 +3799,15 @@
     <ds:schemaRef ds:uri="http://schemas.microsoft.com/internal/obd"/>
   </ds:schemaRefs>
 </ds:datastoreItem>
+</file>
+
+<file path=customXml/itemProps3.xml><?xml version="1.0" encoding="utf-8"?>
+<ds:datastoreItem xmlns:ds="http://schemas.openxmlformats.org/officeDocument/2006/customXml" ds:itemID="{94C80E0D-6695-4274-A9BC-D68F33C94F41}">
+  <ds:schemaRefs>
+    <ds:schemaRef ds:uri="http://schemas.microsoft.com/office/2006/metadata/properties"/>
+    <ds:schemaRef ds:uri="http://schemas.microsoft.com/office/infopath/2007/PartnerControls"/>
+    <ds:schemaRef ds:uri="32f5a426-4411-422f-b9c8-9b9c919dd02d"/>
+    <ds:schemaRef ds:uri="d11bdb94-d558-4ffe-a4b0-092cbde21480"/>
+  </ds:schemaRefs>
+</ds:datastoreItem>
 </file>